--- a/public/templates/Bon de Paiement Frais d'agence.docx
+++ b/public/templates/Bon de Paiement Frais d'agence.docx
@@ -1,376 +1,716 @@
 
 <file path=word/document.xml><?xml version="1.0" encoding="utf-8"?>
-<w:document xmlns:wpc="http://schemas.microsoft.com/office/word/2010/wordprocessingCanvas" xmlns:cx="http://schemas.microsoft.com/office/drawing/2014/chartex" xmlns:cx1="http://schemas.microsoft.com/office/drawing/2015/9/8/chartex" xmlns:cx2="http://schemas.microsoft.com/office/drawing/2015/10/21/chartex" xmlns:cx3="http://schemas.microsoft.com/office/drawing/2016/5/9/chartex" xmlns:cx4="http://schemas.microsoft.com/office/drawing/2016/5/10/chartex" xmlns:cx5="http://schemas.microsoft.com/office/drawing/2016/5/11/chartex" xmlns:cx6="http://schemas.microsoft.com/office/drawing/2016/5/12/chartex" xmlns:cx7="http://schemas.microsoft.com/office/drawing/2016/5/13/chartex" xmlns:cx8="http://schemas.microsoft.com/office/drawing/2016/5/14/chartex" xmlns:mc="http://schemas.openxmlformats.org/markup-compatibility/2006" xmlns:aink="http://schemas.microsoft.com/office/drawing/2016/ink" xmlns:am3d="http://schemas.microsoft.com/office/drawing/2017/model3d" xmlns:o="urn:schemas-microsoft-com:office:office" xmlns:oel="http://schemas.microsoft.com/office/2019/extlst" xmlns:r="http://schemas.openxmlformats.org/officeDocument/2006/relationships" xmlns:m="http://schemas.openxmlformats.org/officeDocument/2006/math" xmlns:v="urn:schemas-microsoft-com:vml" xmlns:wp14="http://schemas.microsoft.com/office/word/2010/wordprocessingDrawing" xmlns:wp="http://schemas.openxmlformats.org/drawingml/2006/wordprocessingDrawing" xmlns:w10="urn:schemas-microsoft-com:office:word" xmlns:w="http://schemas.openxmlformats.org/wordprocessingml/2006/main" xmlns:w14="http://schemas.microsoft.com/office/word/2010/wordml" xmlns:w15="http://schemas.microsoft.com/office/word/2012/wordml" xmlns:w16cex="http://schemas.microsoft.com/office/word/2018/wordml/cex" xmlns:w16cid="http://schemas.microsoft.com/office/word/2016/wordml/cid" xmlns:w16="http://schemas.microsoft.com/office/word/2018/wordml" xmlns:w16sdtdh="http://schemas.microsoft.com/office/word/2020/wordml/sdtdatahash" xmlns:w16se="http://schemas.microsoft.com/office/word/2015/wordml/symex" xmlns:wpg="http://schemas.microsoft.com/office/word/2010/wordprocessingGroup" xmlns:wpi="http://schemas.microsoft.com/office/word/2010/wordprocessingInk" xmlns:wne="http://schemas.microsoft.com/office/word/2006/wordml" xmlns:wps="http://schemas.microsoft.com/office/word/2010/wordprocessingShape" mc:Ignorable="w14 w15 w16se w16cid w16 w16cex w16sdtdh wp14">
+<w:document xmlns:w="http://schemas.openxmlformats.org/wordprocessingml/2006/main">
   <w:body>
     <w:p>
-      <w:r>
-        <w:t xml:space="preserve">           </w:t>
-      </w:r>
-    </w:p>
-    <w:p/>
-    <w:p>
-      <w:pPr>
-        <w:pStyle w:val="Title"/>
-        <w:rPr>
-          <w:rFonts w:asciiTheme="majorBidi" w:hAnsiTheme="majorBidi"/>
-          <w:b/>
-          <w:bCs/>
-        </w:rPr>
+      <w:pPr>
+        <w:jc w:val="center"/>
+        <w:spacing w:after="120"/>
       </w:pPr>
       <w:r>
         <w:rPr>
-          <w:rFonts w:asciiTheme="majorBidi" w:hAnsiTheme="majorBidi"/>
+          <w:rFonts w:ascii="Arial" w:hAnsi="Arial"/>
+          <w:sz w:val="21"/>
           <w:b/>
-          <w:bCs/>
+          <w:color w:val="234F7C"/>
+          <w:sz w:val="22"/>
         </w:rPr>
-        <w:t>Bon de Paiement pour les</w:t>
-      </w:r>
-      <w:r>
-        <w:rPr>
-          <w:rFonts w:asciiTheme="majorBidi" w:hAnsiTheme="majorBidi"/>
-          <w:b/>
-          <w:bCs/>
-        </w:rPr>
-        <w:t xml:space="preserve"> Frais d'Agence</w:t>
-      </w:r>
-    </w:p>
-    <w:p/>
-    <w:p>
-      <w:pPr>
-        <w:rPr>
-          <w:lang w:val="en-US"/>
-        </w:rPr>
-      </w:pPr>
-      <w:proofErr w:type="gramStart"/>
-      <w:r>
-        <w:rPr>
-          <w:lang w:val="en-US"/>
-        </w:rPr>
-        <w:t>Reference :</w:t>
-      </w:r>
-      <w:proofErr w:type="gramEnd"/>
-      <w:r>
-        <w:rPr>
-          <w:lang w:val="en-US"/>
-        </w:rPr>
-        <w:t xml:space="preserve"> {{RECEIPT_NUMBER}}</w:t>
+        <w:t xml:space="preserve">PYRAMIDE IMMOBILIER</w:t>
       </w:r>
     </w:p>
     <w:p>
       <w:pPr>
-        <w:rPr>
-          <w:lang w:val="en-US"/>
-        </w:rPr>
-      </w:pPr>
-      <w:proofErr w:type="gramStart"/>
+        <w:jc w:val="center"/>
+        <w:spacing w:before="120" w:after="240"/>
+        <w:spacing w:after="120"/>
+      </w:pPr>
       <w:r>
         <w:rPr>
-          <w:lang w:val="en-US"/>
+          <w:rFonts w:ascii="Arial" w:hAnsi="Arial"/>
+          <w:sz w:val="21"/>
+          <w:b/>
+          <w:sz w:val="32"/>
         </w:rPr>
-        <w:t>Date :</w:t>
-      </w:r>
-      <w:proofErr w:type="gramEnd"/>
-      <w:r>
-        <w:rPr>
-          <w:lang w:val="en-US"/>
-        </w:rPr>
-        <w:t xml:space="preserve"> {{DATE}}</w:t>
+        <w:t xml:space="preserve">Bon de paiement des frais d’agence</w:t>
       </w:r>
     </w:p>
     <w:p>
-      <w:r>
-        <w:t>Nom et Prénom du Client :</w:t>
-      </w:r>
-      <w:r>
-        <w:t xml:space="preserve"> </w:t>
-      </w:r>
-      <w:r>
-        <w:t>{{CLIENT_NAME}}</w:t>
-      </w:r>
-    </w:p>
-    <w:p>
-      <w:r>
-        <w:t xml:space="preserve">Numéro CNI : </w:t>
-      </w:r>
-      <w:r>
-        <w:t>/</w:t>
-      </w:r>
-    </w:p>
-    <w:p>
-      <w:r>
-        <w:t xml:space="preserve">Adresse du Client </w:t>
-      </w:r>
-      <w:r>
-        <w:t xml:space="preserve">: </w:t>
-      </w:r>
-      <w:r>
-        <w:t>{{</w:t>
-      </w:r>
-      <w:r>
-        <w:t>CLIENT</w:t>
-      </w:r>
-      <w:r>
-        <w:t>_ADDRESS}}</w:t>
-      </w:r>
-    </w:p>
-    <w:p>
-      <w:r>
-        <w:t>Télé</w:t>
-      </w:r>
-      <w:r>
-        <w:t xml:space="preserve">phone : </w:t>
-      </w:r>
-      <w:r>
-        <w:t>{{CLIENT_PHONE}}</w:t>
-      </w:r>
-    </w:p>
-    <w:p/>
-    <w:p>
-      <w:r>
-        <w:t xml:space="preserve">Agent : </w:t>
-      </w:r>
-      <w:r>
-        <w:t>{{AGENT_NAME}}</w:t>
-      </w:r>
-    </w:p>
-    <w:p/>
-    <w:p>
-      <w:pPr>
-        <w:rPr>
-          <w:lang w:val="en-US"/>
-        </w:rPr>
+      <w:pPr>
+        <w:jc w:val="both"/>
+        <w:spacing w:after="120"/>
       </w:pPr>
       <w:r>
         <w:rPr>
-          <w:lang w:val="en-US"/>
+          <w:rFonts w:ascii="Arial" w:hAnsi="Arial"/>
+          <w:sz w:val="21"/>
         </w:rPr>
-        <w:t xml:space="preserve">Type </w:t>
-      </w:r>
-      <w:proofErr w:type="spellStart"/>
-      <w:proofErr w:type="gramStart"/>
-      <w:r>
-        <w:rPr>
-          <w:lang w:val="en-US"/>
-        </w:rPr>
-        <w:t>d’appartement</w:t>
-      </w:r>
-      <w:proofErr w:type="spellEnd"/>
-      <w:r>
-        <w:rPr>
-          <w:lang w:val="en-US"/>
-        </w:rPr>
-        <w:t> :</w:t>
-      </w:r>
-      <w:proofErr w:type="gramEnd"/>
-      <w:r>
-        <w:rPr>
-          <w:lang w:val="en-US"/>
-        </w:rPr>
-        <w:t xml:space="preserve"> {{PROPERTY_TYPE}}</w:t>
-      </w:r>
-    </w:p>
-    <w:p>
-      <w:pPr>
-        <w:rPr>
-          <w:lang w:val="en-US"/>
-        </w:rPr>
-      </w:pPr>
-      <w:proofErr w:type="gramStart"/>
-      <w:r>
-        <w:rPr>
-          <w:lang w:val="en-US"/>
-        </w:rPr>
-        <w:t>Prix :</w:t>
-      </w:r>
-      <w:proofErr w:type="gramEnd"/>
-      <w:r>
-        <w:rPr>
-          <w:lang w:val="en-US"/>
-        </w:rPr>
-        <w:t xml:space="preserve"> </w:t>
-      </w:r>
-      <w:r>
-        <w:rPr>
-          <w:lang w:val="en-US"/>
-        </w:rPr>
-        <w:t>{{AMOUNT}}</w:t>
-      </w:r>
-      <w:r>
-        <w:rPr>
-          <w:lang w:val="en-US"/>
-        </w:rPr>
-        <w:t xml:space="preserve"> </w:t>
-      </w:r>
-    </w:p>
-    <w:p>
-      <w:pPr>
-        <w:rPr>
-          <w:lang w:val="en-US"/>
-        </w:rPr>
-      </w:pPr>
-      <w:r>
-        <w:rPr>
-          <w:lang w:val="en-US"/>
-        </w:rPr>
-        <w:t>{{AMOUNT_WORDS}}</w:t>
-      </w:r>
-    </w:p>
-    <w:p>
-      <w:pPr>
-        <w:rPr>
-          <w:lang w:val="en-US"/>
-        </w:rPr>
-      </w:pPr>
-    </w:p>
-    <w:p>
-      <w:pPr>
-        <w:rPr>
-          <w:b/>
-        </w:rPr>
-      </w:pPr>
-      <w:r>
-        <w:rPr>
-          <w:b/>
-        </w:rPr>
-        <w:t>Description des Services Rendus :</w:t>
+        <w:t xml:space="preserve">Ce reçu confirme le règlement des frais d’agence relatifs à l’opération immobilière désignée.</w:t>
       </w:r>
     </w:p>
     <w:tbl>
       <w:tblPr>
-        <w:tblStyle w:val="TableGrid"/>
-        <w:tblW w:w="0" w:type="auto"/>
-        <w:tblLook w:val="04A0" w:firstRow="1" w:lastRow="0" w:firstColumn="1" w:lastColumn="0" w:noHBand="0" w:noVBand="1"/>
+        <w:tblW w:w="9700" w:type="dxa"/>
+        <w:tblLayout w:type="fixed"/>
+        <w:tblBorders>
+          <w:top w:val="single" w:sz="4" w:color="D9D9D9"/>
+          <w:left w:val="single" w:sz="4" w:color="D9D9D9"/>
+          <w:bottom w:val="single" w:sz="4" w:color="D9D9D9"/>
+          <w:right w:val="single" w:sz="4" w:color="D9D9D9"/>
+          <w:insideH w:val="single" w:sz="4" w:color="D9D9D9"/>
+          <w:insideV w:val="single" w:sz="4" w:color="D9D9D9"/>
+        </w:tblBorders>
       </w:tblPr>
       <w:tblGrid>
-        <w:gridCol w:w="5240"/>
-        <w:gridCol w:w="3686"/>
+        <w:gridCol w:w="3200"/>
+        <w:gridCol w:w="6500"/>
       </w:tblGrid>
       <w:tr>
-        <w:trPr>
-          <w:trHeight w:val="383"/>
-        </w:trPr>
-        <w:tc>
-          <w:tcPr>
-            <w:tcW w:w="5240" w:type="dxa"/>
-          </w:tcPr>
-          <w:p>
-            <w:pPr>
-              <w:jc w:val="center"/>
-            </w:pPr>
-            <w:r>
-              <w:t>Service</w:t>
-            </w:r>
-          </w:p>
-        </w:tc>
-        <w:tc>
-          <w:tcPr>
-            <w:tcW w:w="3686" w:type="dxa"/>
-          </w:tcPr>
-          <w:p>
-            <w:pPr>
-              <w:jc w:val="center"/>
-            </w:pPr>
-            <w:r>
-              <w:t>Montant</w:t>
+        <w:tc>
+          <w:tcPr>
+            <w:tcW w:w="3200" w:type="dxa"/>
+            <w:tcMar>
+              <w:top w:w="100" w:type="dxa"/>
+              <w:left w:w="120" w:type="dxa"/>
+              <w:bottom w:w="100" w:type="dxa"/>
+              <w:right w:w="120" w:type="dxa"/>
+            </w:tcMar>
+            <w:vAlign w:val="center"/>
+          </w:tcPr>
+          <w:p>
+            <w:pPr>
+              <w:spacing w:after="120"/>
+            </w:pPr>
+            <w:r>
+              <w:rPr>
+                <w:rFonts w:ascii="Arial" w:hAnsi="Arial"/>
+                <w:sz w:val="21"/>
+                <w:b/>
+              </w:rPr>
+              <w:t xml:space="preserve">Numéro de reçu</w:t>
+            </w:r>
+          </w:p>
+        </w:tc>
+        <w:tc>
+          <w:tcPr>
+            <w:tcW w:w="6500" w:type="dxa"/>
+            <w:tcMar>
+              <w:top w:w="100" w:type="dxa"/>
+              <w:left w:w="120" w:type="dxa"/>
+              <w:bottom w:w="100" w:type="dxa"/>
+              <w:right w:w="120" w:type="dxa"/>
+            </w:tcMar>
+            <w:vAlign w:val="center"/>
+          </w:tcPr>
+          <w:p>
+            <w:pPr>
+              <w:spacing w:after="120"/>
+            </w:pPr>
+            <w:r>
+              <w:rPr>
+                <w:rFonts w:ascii="Arial" w:hAnsi="Arial"/>
+                <w:sz w:val="21"/>
+              </w:rPr>
+              <w:t xml:space="preserve">{{RECEIPT_NUMBER}}</w:t>
             </w:r>
           </w:p>
         </w:tc>
       </w:tr>
       <w:tr>
-        <w:trPr>
-          <w:trHeight w:val="358"/>
-        </w:trPr>
-        <w:tc>
-          <w:tcPr>
-            <w:tcW w:w="5240" w:type="dxa"/>
-          </w:tcPr>
-          <w:p>
-            <w:pPr>
-              <w:jc w:val="center"/>
-            </w:pPr>
-            <w:r>
-              <w:t>1% de frais d'agence sur la transaction immobilière</w:t>
-            </w:r>
-          </w:p>
-        </w:tc>
-        <w:tc>
-          <w:tcPr>
-            <w:tcW w:w="3686" w:type="dxa"/>
-          </w:tcPr>
-          <w:p>
-            <w:pPr>
-              <w:jc w:val="center"/>
-            </w:pPr>
-            <w:r>
-              <w:t>{{</w:t>
-            </w:r>
-            <w:r>
-              <w:t>AMOUNT</w:t>
-            </w:r>
-            <w:r>
-              <w:t>}}</w:t>
+        <w:tc>
+          <w:tcPr>
+            <w:tcW w:w="3200" w:type="dxa"/>
+            <w:tcMar>
+              <w:top w:w="100" w:type="dxa"/>
+              <w:left w:w="120" w:type="dxa"/>
+              <w:bottom w:w="100" w:type="dxa"/>
+              <w:right w:w="120" w:type="dxa"/>
+            </w:tcMar>
+            <w:vAlign w:val="center"/>
+          </w:tcPr>
+          <w:p>
+            <w:pPr>
+              <w:spacing w:after="120"/>
+            </w:pPr>
+            <w:r>
+              <w:rPr>
+                <w:rFonts w:ascii="Arial" w:hAnsi="Arial"/>
+                <w:sz w:val="21"/>
+                <w:b/>
+              </w:rPr>
+              <w:t xml:space="preserve">Date</w:t>
+            </w:r>
+          </w:p>
+        </w:tc>
+        <w:tc>
+          <w:tcPr>
+            <w:tcW w:w="6500" w:type="dxa"/>
+            <w:tcMar>
+              <w:top w:w="100" w:type="dxa"/>
+              <w:left w:w="120" w:type="dxa"/>
+              <w:bottom w:w="100" w:type="dxa"/>
+              <w:right w:w="120" w:type="dxa"/>
+            </w:tcMar>
+            <w:vAlign w:val="center"/>
+          </w:tcPr>
+          <w:p>
+            <w:pPr>
+              <w:spacing w:after="120"/>
+            </w:pPr>
+            <w:r>
+              <w:rPr>
+                <w:rFonts w:ascii="Arial" w:hAnsi="Arial"/>
+                <w:sz w:val="21"/>
+              </w:rPr>
+              <w:t xml:space="preserve">{{DATE}}</w:t>
+            </w:r>
+          </w:p>
+        </w:tc>
+      </w:tr>
+      <w:tr>
+        <w:tc>
+          <w:tcPr>
+            <w:tcW w:w="3200" w:type="dxa"/>
+            <w:tcMar>
+              <w:top w:w="100" w:type="dxa"/>
+              <w:left w:w="120" w:type="dxa"/>
+              <w:bottom w:w="100" w:type="dxa"/>
+              <w:right w:w="120" w:type="dxa"/>
+            </w:tcMar>
+            <w:vAlign w:val="center"/>
+          </w:tcPr>
+          <w:p>
+            <w:pPr>
+              <w:spacing w:after="120"/>
+            </w:pPr>
+            <w:r>
+              <w:rPr>
+                <w:rFonts w:ascii="Arial" w:hAnsi="Arial"/>
+                <w:sz w:val="21"/>
+                <w:b/>
+              </w:rPr>
+              <w:t xml:space="preserve">Client</w:t>
+            </w:r>
+          </w:p>
+        </w:tc>
+        <w:tc>
+          <w:tcPr>
+            <w:tcW w:w="6500" w:type="dxa"/>
+            <w:tcMar>
+              <w:top w:w="100" w:type="dxa"/>
+              <w:left w:w="120" w:type="dxa"/>
+              <w:bottom w:w="100" w:type="dxa"/>
+              <w:right w:w="120" w:type="dxa"/>
+            </w:tcMar>
+            <w:vAlign w:val="center"/>
+          </w:tcPr>
+          <w:p>
+            <w:pPr>
+              <w:spacing w:after="120"/>
+            </w:pPr>
+            <w:r>
+              <w:rPr>
+                <w:rFonts w:ascii="Arial" w:hAnsi="Arial"/>
+                <w:sz w:val="21"/>
+              </w:rPr>
+              <w:t xml:space="preserve">{{CLIENT_NAME}}</w:t>
+            </w:r>
+          </w:p>
+        </w:tc>
+      </w:tr>
+      <w:tr>
+        <w:tc>
+          <w:tcPr>
+            <w:tcW w:w="3200" w:type="dxa"/>
+            <w:tcMar>
+              <w:top w:w="100" w:type="dxa"/>
+              <w:left w:w="120" w:type="dxa"/>
+              <w:bottom w:w="100" w:type="dxa"/>
+              <w:right w:w="120" w:type="dxa"/>
+            </w:tcMar>
+            <w:vAlign w:val="center"/>
+          </w:tcPr>
+          <w:p>
+            <w:pPr>
+              <w:spacing w:after="120"/>
+            </w:pPr>
+            <w:r>
+              <w:rPr>
+                <w:rFonts w:ascii="Arial" w:hAnsi="Arial"/>
+                <w:sz w:val="21"/>
+                <w:b/>
+              </w:rPr>
+              <w:t xml:space="preserve">Adresse du client</w:t>
+            </w:r>
+          </w:p>
+        </w:tc>
+        <w:tc>
+          <w:tcPr>
+            <w:tcW w:w="6500" w:type="dxa"/>
+            <w:tcMar>
+              <w:top w:w="100" w:type="dxa"/>
+              <w:left w:w="120" w:type="dxa"/>
+              <w:bottom w:w="100" w:type="dxa"/>
+              <w:right w:w="120" w:type="dxa"/>
+            </w:tcMar>
+            <w:vAlign w:val="center"/>
+          </w:tcPr>
+          <w:p>
+            <w:pPr>
+              <w:spacing w:after="120"/>
+            </w:pPr>
+            <w:r>
+              <w:rPr>
+                <w:rFonts w:ascii="Arial" w:hAnsi="Arial"/>
+                <w:sz w:val="21"/>
+              </w:rPr>
+              <w:t xml:space="preserve">{{CLIENT_ADDRESS}}</w:t>
+            </w:r>
+          </w:p>
+        </w:tc>
+      </w:tr>
+      <w:tr>
+        <w:tc>
+          <w:tcPr>
+            <w:tcW w:w="3200" w:type="dxa"/>
+            <w:tcMar>
+              <w:top w:w="100" w:type="dxa"/>
+              <w:left w:w="120" w:type="dxa"/>
+              <w:bottom w:w="100" w:type="dxa"/>
+              <w:right w:w="120" w:type="dxa"/>
+            </w:tcMar>
+            <w:vAlign w:val="center"/>
+          </w:tcPr>
+          <w:p>
+            <w:pPr>
+              <w:spacing w:after="120"/>
+            </w:pPr>
+            <w:r>
+              <w:rPr>
+                <w:rFonts w:ascii="Arial" w:hAnsi="Arial"/>
+                <w:sz w:val="21"/>
+                <w:b/>
+              </w:rPr>
+              <w:t xml:space="preserve">Téléphone</w:t>
+            </w:r>
+          </w:p>
+        </w:tc>
+        <w:tc>
+          <w:tcPr>
+            <w:tcW w:w="6500" w:type="dxa"/>
+            <w:tcMar>
+              <w:top w:w="100" w:type="dxa"/>
+              <w:left w:w="120" w:type="dxa"/>
+              <w:bottom w:w="100" w:type="dxa"/>
+              <w:right w:w="120" w:type="dxa"/>
+            </w:tcMar>
+            <w:vAlign w:val="center"/>
+          </w:tcPr>
+          <w:p>
+            <w:pPr>
+              <w:spacing w:after="120"/>
+            </w:pPr>
+            <w:r>
+              <w:rPr>
+                <w:rFonts w:ascii="Arial" w:hAnsi="Arial"/>
+                <w:sz w:val="21"/>
+              </w:rPr>
+              <w:t xml:space="preserve">{{CLIENT_PHONE}}</w:t>
+            </w:r>
+          </w:p>
+        </w:tc>
+      </w:tr>
+      <w:tr>
+        <w:tc>
+          <w:tcPr>
+            <w:tcW w:w="3200" w:type="dxa"/>
+            <w:tcMar>
+              <w:top w:w="100" w:type="dxa"/>
+              <w:left w:w="120" w:type="dxa"/>
+              <w:bottom w:w="100" w:type="dxa"/>
+              <w:right w:w="120" w:type="dxa"/>
+            </w:tcMar>
+            <w:vAlign w:val="center"/>
+          </w:tcPr>
+          <w:p>
+            <w:pPr>
+              <w:spacing w:after="120"/>
+            </w:pPr>
+            <w:r>
+              <w:rPr>
+                <w:rFonts w:ascii="Arial" w:hAnsi="Arial"/>
+                <w:sz w:val="21"/>
+                <w:b/>
+              </w:rPr>
+              <w:t xml:space="preserve">Montant</w:t>
+            </w:r>
+          </w:p>
+        </w:tc>
+        <w:tc>
+          <w:tcPr>
+            <w:tcW w:w="6500" w:type="dxa"/>
+            <w:tcMar>
+              <w:top w:w="100" w:type="dxa"/>
+              <w:left w:w="120" w:type="dxa"/>
+              <w:bottom w:w="100" w:type="dxa"/>
+              <w:right w:w="120" w:type="dxa"/>
+            </w:tcMar>
+            <w:vAlign w:val="center"/>
+          </w:tcPr>
+          <w:p>
+            <w:pPr>
+              <w:spacing w:after="120"/>
+            </w:pPr>
+            <w:r>
+              <w:rPr>
+                <w:rFonts w:ascii="Arial" w:hAnsi="Arial"/>
+                <w:sz w:val="21"/>
+              </w:rPr>
+              <w:t xml:space="preserve">{{AMOUNT}} DA</w:t>
+            </w:r>
+          </w:p>
+        </w:tc>
+      </w:tr>
+      <w:tr>
+        <w:tc>
+          <w:tcPr>
+            <w:tcW w:w="3200" w:type="dxa"/>
+            <w:tcMar>
+              <w:top w:w="100" w:type="dxa"/>
+              <w:left w:w="120" w:type="dxa"/>
+              <w:bottom w:w="100" w:type="dxa"/>
+              <w:right w:w="120" w:type="dxa"/>
+            </w:tcMar>
+            <w:vAlign w:val="center"/>
+          </w:tcPr>
+          <w:p>
+            <w:pPr>
+              <w:spacing w:after="120"/>
+            </w:pPr>
+            <w:r>
+              <w:rPr>
+                <w:rFonts w:ascii="Arial" w:hAnsi="Arial"/>
+                <w:sz w:val="21"/>
+                <w:b/>
+              </w:rPr>
+              <w:t xml:space="preserve">Montant en lettres</w:t>
+            </w:r>
+          </w:p>
+        </w:tc>
+        <w:tc>
+          <w:tcPr>
+            <w:tcW w:w="6500" w:type="dxa"/>
+            <w:tcMar>
+              <w:top w:w="100" w:type="dxa"/>
+              <w:left w:w="120" w:type="dxa"/>
+              <w:bottom w:w="100" w:type="dxa"/>
+              <w:right w:w="120" w:type="dxa"/>
+            </w:tcMar>
+            <w:vAlign w:val="center"/>
+          </w:tcPr>
+          <w:p>
+            <w:pPr>
+              <w:spacing w:after="120"/>
+            </w:pPr>
+            <w:r>
+              <w:rPr>
+                <w:rFonts w:ascii="Arial" w:hAnsi="Arial"/>
+                <w:sz w:val="21"/>
+              </w:rPr>
+              <w:t xml:space="preserve">{{AMOUNT_WORDS}}</w:t>
+            </w:r>
+          </w:p>
+        </w:tc>
+      </w:tr>
+      <w:tr>
+        <w:tc>
+          <w:tcPr>
+            <w:tcW w:w="3200" w:type="dxa"/>
+            <w:tcMar>
+              <w:top w:w="100" w:type="dxa"/>
+              <w:left w:w="120" w:type="dxa"/>
+              <w:bottom w:w="100" w:type="dxa"/>
+              <w:right w:w="120" w:type="dxa"/>
+            </w:tcMar>
+            <w:vAlign w:val="center"/>
+          </w:tcPr>
+          <w:p>
+            <w:pPr>
+              <w:spacing w:after="120"/>
+            </w:pPr>
+            <w:r>
+              <w:rPr>
+                <w:rFonts w:ascii="Arial" w:hAnsi="Arial"/>
+                <w:sz w:val="21"/>
+                <w:b/>
+              </w:rPr>
+              <w:t xml:space="preserve">Mode de paiement</w:t>
+            </w:r>
+          </w:p>
+        </w:tc>
+        <w:tc>
+          <w:tcPr>
+            <w:tcW w:w="6500" w:type="dxa"/>
+            <w:tcMar>
+              <w:top w:w="100" w:type="dxa"/>
+              <w:left w:w="120" w:type="dxa"/>
+              <w:bottom w:w="100" w:type="dxa"/>
+              <w:right w:w="120" w:type="dxa"/>
+            </w:tcMar>
+            <w:vAlign w:val="center"/>
+          </w:tcPr>
+          <w:p>
+            <w:pPr>
+              <w:spacing w:after="120"/>
+            </w:pPr>
+            <w:r>
+              <w:rPr>
+                <w:rFonts w:ascii="Arial" w:hAnsi="Arial"/>
+                <w:sz w:val="21"/>
+              </w:rPr>
+              <w:t xml:space="preserve">{{PAYMENT_METHOD}}</w:t>
+            </w:r>
+          </w:p>
+        </w:tc>
+      </w:tr>
+      <w:tr>
+        <w:tc>
+          <w:tcPr>
+            <w:tcW w:w="3200" w:type="dxa"/>
+            <w:tcMar>
+              <w:top w:w="100" w:type="dxa"/>
+              <w:left w:w="120" w:type="dxa"/>
+              <w:bottom w:w="100" w:type="dxa"/>
+              <w:right w:w="120" w:type="dxa"/>
+            </w:tcMar>
+            <w:vAlign w:val="center"/>
+          </w:tcPr>
+          <w:p>
+            <w:pPr>
+              <w:spacing w:after="120"/>
+            </w:pPr>
+            <w:r>
+              <w:rPr>
+                <w:rFonts w:ascii="Arial" w:hAnsi="Arial"/>
+                <w:sz w:val="21"/>
+                <w:b/>
+              </w:rPr>
+              <w:t xml:space="preserve">Type de bien</w:t>
+            </w:r>
+          </w:p>
+        </w:tc>
+        <w:tc>
+          <w:tcPr>
+            <w:tcW w:w="6500" w:type="dxa"/>
+            <w:tcMar>
+              <w:top w:w="100" w:type="dxa"/>
+              <w:left w:w="120" w:type="dxa"/>
+              <w:bottom w:w="100" w:type="dxa"/>
+              <w:right w:w="120" w:type="dxa"/>
+            </w:tcMar>
+            <w:vAlign w:val="center"/>
+          </w:tcPr>
+          <w:p>
+            <w:pPr>
+              <w:spacing w:after="120"/>
+            </w:pPr>
+            <w:r>
+              <w:rPr>
+                <w:rFonts w:ascii="Arial" w:hAnsi="Arial"/>
+                <w:sz w:val="21"/>
+              </w:rPr>
+              <w:t xml:space="preserve">{{PROPERTY_TYPE}}</w:t>
+            </w:r>
+          </w:p>
+        </w:tc>
+      </w:tr>
+      <w:tr>
+        <w:tc>
+          <w:tcPr>
+            <w:tcW w:w="3200" w:type="dxa"/>
+            <w:tcMar>
+              <w:top w:w="100" w:type="dxa"/>
+              <w:left w:w="120" w:type="dxa"/>
+              <w:bottom w:w="100" w:type="dxa"/>
+              <w:right w:w="120" w:type="dxa"/>
+            </w:tcMar>
+            <w:vAlign w:val="center"/>
+          </w:tcPr>
+          <w:p>
+            <w:pPr>
+              <w:spacing w:after="120"/>
+            </w:pPr>
+            <w:r>
+              <w:rPr>
+                <w:rFonts w:ascii="Arial" w:hAnsi="Arial"/>
+                <w:sz w:val="21"/>
+                <w:b/>
+              </w:rPr>
+              <w:t xml:space="preserve">Adresse du bien</w:t>
+            </w:r>
+          </w:p>
+        </w:tc>
+        <w:tc>
+          <w:tcPr>
+            <w:tcW w:w="6500" w:type="dxa"/>
+            <w:tcMar>
+              <w:top w:w="100" w:type="dxa"/>
+              <w:left w:w="120" w:type="dxa"/>
+              <w:bottom w:w="100" w:type="dxa"/>
+              <w:right w:w="120" w:type="dxa"/>
+            </w:tcMar>
+            <w:vAlign w:val="center"/>
+          </w:tcPr>
+          <w:p>
+            <w:pPr>
+              <w:spacing w:after="120"/>
+            </w:pPr>
+            <w:r>
+              <w:rPr>
+                <w:rFonts w:ascii="Arial" w:hAnsi="Arial"/>
+                <w:sz w:val="21"/>
+              </w:rPr>
+              <w:t xml:space="preserve">{{PROPERTY_ADDRESS}}</w:t>
+            </w:r>
+          </w:p>
+        </w:tc>
+      </w:tr>
+      <w:tr>
+        <w:tc>
+          <w:tcPr>
+            <w:tcW w:w="3200" w:type="dxa"/>
+            <w:tcMar>
+              <w:top w:w="100" w:type="dxa"/>
+              <w:left w:w="120" w:type="dxa"/>
+              <w:bottom w:w="100" w:type="dxa"/>
+              <w:right w:w="120" w:type="dxa"/>
+            </w:tcMar>
+            <w:vAlign w:val="center"/>
+          </w:tcPr>
+          <w:p>
+            <w:pPr>
+              <w:spacing w:after="120"/>
+            </w:pPr>
+            <w:r>
+              <w:rPr>
+                <w:rFonts w:ascii="Arial" w:hAnsi="Arial"/>
+                <w:sz w:val="21"/>
+                <w:b/>
+              </w:rPr>
+              <w:t xml:space="preserve">Agent responsable</w:t>
+            </w:r>
+          </w:p>
+        </w:tc>
+        <w:tc>
+          <w:tcPr>
+            <w:tcW w:w="6500" w:type="dxa"/>
+            <w:tcMar>
+              <w:top w:w="100" w:type="dxa"/>
+              <w:left w:w="120" w:type="dxa"/>
+              <w:bottom w:w="100" w:type="dxa"/>
+              <w:right w:w="120" w:type="dxa"/>
+            </w:tcMar>
+            <w:vAlign w:val="center"/>
+          </w:tcPr>
+          <w:p>
+            <w:pPr>
+              <w:spacing w:after="120"/>
+            </w:pPr>
+            <w:r>
+              <w:rPr>
+                <w:rFonts w:ascii="Arial" w:hAnsi="Arial"/>
+                <w:sz w:val="21"/>
+              </w:rPr>
+              <w:t xml:space="preserve">{{AGENT_NAME}}</w:t>
             </w:r>
           </w:p>
         </w:tc>
       </w:tr>
     </w:tbl>
-    <w:p/>
     <w:p>
       <w:pPr>
-        <w:rPr>
-          <w:lang w:val="en-DZ"/>
-        </w:rPr>
+        <w:spacing w:after="120"/>
       </w:pPr>
       <w:r>
         <w:rPr>
-          <w:b/>
+          <w:rFonts w:ascii="Arial" w:hAnsi="Arial"/>
+          <w:sz w:val="21"/>
         </w:rPr>
-        <w:t>Mode de Paiement :</w:t>
-      </w:r>
-      <w:r>
-        <w:t xml:space="preserve"> </w:t>
-      </w:r>
-      <w:r>
-        <w:t>{{PAYMENT_METHOD}}</w:t>
+        <w:t xml:space="preserve"/>
       </w:r>
     </w:p>
-    <w:p/>
-    <w:p>
-      <w:pPr>
-        <w:jc w:val="right"/>
-        <w:rPr>
-          <w:b/>
-        </w:rPr>
-      </w:pPr>
-      <w:r>
-        <w:rPr>
-          <w:b/>
-        </w:rPr>
-        <w:t xml:space="preserve">Signature du Gérant    </w:t>
-      </w:r>
-    </w:p>
-    <w:p>
-      <w:pPr>
-        <w:rPr>
-          <w:b/>
-          <w:sz w:val="24"/>
-          <w:szCs w:val="24"/>
-        </w:rPr>
-      </w:pPr>
-    </w:p>
+    <w:tbl>
+      <w:tblPr>
+        <w:tblW w:w="9700" w:type="dxa"/>
+      </w:tblPr>
+      <w:tblGrid>
+        <w:gridCol w:w="4850"/>
+        <w:gridCol w:w="4850"/>
+      </w:tblGrid>
+      <w:tr>
+        <w:tc>
+          <w:tcPr>
+            <w:tcW w:w="4850" w:type="dxa"/>
+            <w:tcMar>
+              <w:top w:w="100" w:type="dxa"/>
+              <w:left w:w="120" w:type="dxa"/>
+              <w:bottom w:w="100" w:type="dxa"/>
+              <w:right w:w="120" w:type="dxa"/>
+            </w:tcMar>
+            <w:vAlign w:val="center"/>
+          </w:tcPr>
+          <w:p>
+            <w:pPr>
+              <w:spacing w:after="120"/>
+            </w:pPr>
+            <w:r>
+              <w:rPr>
+                <w:rFonts w:ascii="Arial" w:hAnsi="Arial"/>
+                <w:sz w:val="21"/>
+                <w:b/>
+              </w:rPr>
+              <w:t xml:space="preserve">Signature du client ou cocontractant
+</w:t>
+            </w:r>
+          </w:p>
+        </w:tc>
+        <w:tc>
+          <w:tcPr>
+            <w:tcW w:w="4850" w:type="dxa"/>
+            <w:tcMar>
+              <w:top w:w="100" w:type="dxa"/>
+              <w:left w:w="120" w:type="dxa"/>
+              <w:bottom w:w="100" w:type="dxa"/>
+              <w:right w:w="120" w:type="dxa"/>
+            </w:tcMar>
+            <w:vAlign w:val="center"/>
+          </w:tcPr>
+          <w:p>
+            <w:pPr>
+              <w:spacing w:after="120"/>
+            </w:pPr>
+            <w:r>
+              <w:rPr>
+                <w:rFonts w:ascii="Arial" w:hAnsi="Arial"/>
+                <w:sz w:val="21"/>
+                <w:b/>
+              </w:rPr>
+              <w:t xml:space="preserve">Cachet et signature de l’agence
+</w:t>
+            </w:r>
+          </w:p>
+        </w:tc>
+      </w:tr>
+    </w:tbl>
     <w:sectPr>
-      <w:headerReference w:type="default" r:id="rId6"/>
-      <w:pgSz w:w="11906" w:h="16838"/>
-      <w:pgMar w:top="1440" w:right="1080" w:bottom="1440" w:left="1080" w:header="708" w:footer="708" w:gutter="0"/>
-      <w:cols w:space="708"/>
-      <w:docGrid w:linePitch="360"/>
+      <w:pgSz w:w="12240" w:h="15840"/>
+      <w:pgMar w:top="1020" w:right="1134" w:bottom="1020" w:left="1134" w:header="720" w:footer="720" w:gutter="0"/>
     </w:sectPr>
   </w:body>
 </w:document>
 </file>
 
 <file path=word/endnotes.xml><?xml version="1.0" encoding="utf-8"?>
-<w:endnotes xmlns:wpc="http://schemas.microsoft.com/office/word/2010/wordprocessingCanvas" xmlns:cx="http://schemas.microsoft.com/office/drawing/2014/chartex" xmlns:cx1="http://schemas.microsoft.com/office/drawing/2015/9/8/chartex" xmlns:cx2="http://schemas.microsoft.com/office/drawing/2015/10/21/chartex" xmlns:cx3="http://schemas.microsoft.com/office/drawing/2016/5/9/chartex" xmlns:cx4="http://schemas.microsoft.com/office/drawing/2016/5/10/chartex" xmlns:cx5="http://schemas.microsoft.com/office/drawing/2016/5/11/chartex" xmlns:cx6="http://schemas.microsoft.com/office/drawing/2016/5/12/chartex" xmlns:cx7="http://schemas.microsoft.com/office/drawing/2016/5/13/chartex" xmlns:cx8="http://schemas.microsoft.com/office/drawing/2016/5/14/chartex" xmlns:mc="http://schemas.openxmlformats.org/markup-compatibility/2006" xmlns:aink="http://schemas.microsoft.com/office/drawing/2016/ink" xmlns:am3d="http://schemas.microsoft.com/office/drawing/2017/model3d" xmlns:o="urn:schemas-microsoft-com:office:office" xmlns:oel="http://schemas.microsoft.com/office/2019/extlst" xmlns:r="http://schemas.openxmlformats.org/officeDocument/2006/relationships" xmlns:m="http://schemas.openxmlformats.org/officeDocument/2006/math" xmlns:v="urn:schemas-microsoft-com:vml" xmlns:wp14="http://schemas.microsoft.com/office/word/2010/wordprocessingDrawing" xmlns:wp="http://schemas.openxmlformats.org/drawingml/2006/wordprocessingDrawing" xmlns:w10="urn:schemas-microsoft-com:office:word" xmlns:w="http://schemas.openxmlformats.org/wordprocessingml/2006/main" xmlns:w14="http://schemas.microsoft.com/office/word/2010/wordml" xmlns:w15="http://schemas.microsoft.com/office/word/2012/wordml" xmlns:w16cex="http://schemas.microsoft.com/office/word/2018/wordml/cex" xmlns:w16cid="http://schemas.microsoft.com/office/word/2016/wordml/cid" xmlns:w16="http://schemas.microsoft.com/office/word/2018/wordml" xmlns:w16sdtdh="http://schemas.microsoft.com/office/word/2020/wordml/sdtdatahash" xmlns:w16se="http://schemas.microsoft.com/office/word/2015/wordml/symex" xmlns:wpg="http://schemas.microsoft.com/office/word/2010/wordprocessingGroup" xmlns:wpi="http://schemas.microsoft.com/office/word/2010/wordprocessingInk" xmlns:wne="http://schemas.microsoft.com/office/word/2006/wordml" xmlns:wps="http://schemas.microsoft.com/office/word/2010/wordprocessingShape" mc:Ignorable="w14 w15 w16se w16cid w16 w16cex w16sdtdh wp14">
+<w:endnotes xmlns:wpc="http://schemas.microsoft.com/office/word/2010/wordprocessingCanvas" xmlns:cx="http://schemas.microsoft.com/office/drawing/2014/chartex" xmlns:cx1="http://schemas.microsoft.com/office/drawing/2015/9/8/chartex" xmlns:cx2="http://schemas.microsoft.com/office/drawing/2015/10/21/chartex" xmlns:cx3="http://schemas.microsoft.com/office/drawing/2016/5/9/chartex" xmlns:cx4="http://schemas.microsoft.com/office/drawing/2016/5/10/chartex" xmlns:cx5="http://schemas.microsoft.com/office/drawing/2016/5/11/chartex" xmlns:cx6="http://schemas.microsoft.com/office/drawing/2016/5/12/chartex" xmlns:cx7="http://schemas.microsoft.com/office/drawing/2016/5/13/chartex" xmlns:cx8="http://schemas.microsoft.com/office/drawing/2016/5/14/chartex" xmlns:mc="http://schemas.openxmlformats.org/markup-compatibility/2006" xmlns:aink="http://schemas.microsoft.com/office/drawing/2016/ink" xmlns:am3d="http://schemas.microsoft.com/office/drawing/2017/model3d" xmlns:o="urn:schemas-microsoft-com:office:office" xmlns:oel="http://schemas.microsoft.com/office/2019/extlst" xmlns:r="http://schemas.openxmlformats.org/officeDocument/2006/relationships" xmlns:m="http://schemas.openxmlformats.org/officeDocument/2006/math" xmlns:v="urn:schemas-microsoft-com:vml" xmlns:wp14="http://schemas.microsoft.com/office/word/2010/wordprocessingDrawing" xmlns:wp="http://schemas.openxmlformats.org/drawingml/2006/wordprocessingDrawing" xmlns:w10="urn:schemas-microsoft-com:office:word" xmlns:w="http://schemas.openxmlformats.org/wordprocessingml/2006/main" xmlns:w14="http://schemas.microsoft.com/office/word/2010/wordml" xmlns:w15="http://schemas.microsoft.com/office/word/2012/wordml" xmlns:w16cex="http://schemas.microsoft.com/office/word/2018/wordml/cex" xmlns:w16cid="http://schemas.microsoft.com/office/word/2016/wordml/cid" xmlns:w16="http://schemas.microsoft.com/office/word/2018/wordml" xmlns:w16du="http://schemas.microsoft.com/office/word/2023/wordml/word16du" xmlns:w16sdtdh="http://schemas.microsoft.com/office/word/2020/wordml/sdtdatahash" xmlns:w16sdtfl="http://schemas.microsoft.com/office/word/2024/wordml/sdtformatlock" xmlns:w16se="http://schemas.microsoft.com/office/word/2015/wordml/symex" xmlns:wpg="http://schemas.microsoft.com/office/word/2010/wordprocessingGroup" xmlns:wpi="http://schemas.microsoft.com/office/word/2010/wordprocessingInk" xmlns:wne="http://schemas.microsoft.com/office/word/2006/wordml" xmlns:wps="http://schemas.microsoft.com/office/word/2010/wordprocessingShape" mc:Ignorable="w14 w15 w16se w16cid w16 w16cex w16sdtdh w16sdtfl w16du wp14">
   <w:endnote w:type="separator" w:id="-1">
     <w:p>
       <w:pPr>
@@ -394,8 +734,38 @@
 </w:endnotes>
 </file>
 
+<file path=word/footer1.xml><?xml version="1.0" encoding="utf-8"?>
+<w:ftr xmlns:wpc="http://schemas.microsoft.com/office/word/2010/wordprocessingCanvas" xmlns:cx="http://schemas.microsoft.com/office/drawing/2014/chartex" xmlns:cx1="http://schemas.microsoft.com/office/drawing/2015/9/8/chartex" xmlns:cx2="http://schemas.microsoft.com/office/drawing/2015/10/21/chartex" xmlns:cx3="http://schemas.microsoft.com/office/drawing/2016/5/9/chartex" xmlns:cx4="http://schemas.microsoft.com/office/drawing/2016/5/10/chartex" xmlns:cx5="http://schemas.microsoft.com/office/drawing/2016/5/11/chartex" xmlns:cx6="http://schemas.microsoft.com/office/drawing/2016/5/12/chartex" xmlns:cx7="http://schemas.microsoft.com/office/drawing/2016/5/13/chartex" xmlns:cx8="http://schemas.microsoft.com/office/drawing/2016/5/14/chartex" xmlns:mc="http://schemas.openxmlformats.org/markup-compatibility/2006" xmlns:aink="http://schemas.microsoft.com/office/drawing/2016/ink" xmlns:am3d="http://schemas.microsoft.com/office/drawing/2017/model3d" xmlns:o="urn:schemas-microsoft-com:office:office" xmlns:oel="http://schemas.microsoft.com/office/2019/extlst" xmlns:r="http://schemas.openxmlformats.org/officeDocument/2006/relationships" xmlns:m="http://schemas.openxmlformats.org/officeDocument/2006/math" xmlns:v="urn:schemas-microsoft-com:vml" xmlns:wp14="http://schemas.microsoft.com/office/word/2010/wordprocessingDrawing" xmlns:wp="http://schemas.openxmlformats.org/drawingml/2006/wordprocessingDrawing" xmlns:w10="urn:schemas-microsoft-com:office:word" xmlns:w="http://schemas.openxmlformats.org/wordprocessingml/2006/main" xmlns:w14="http://schemas.microsoft.com/office/word/2010/wordml" xmlns:w15="http://schemas.microsoft.com/office/word/2012/wordml" xmlns:w16cex="http://schemas.microsoft.com/office/word/2018/wordml/cex" xmlns:w16cid="http://schemas.microsoft.com/office/word/2016/wordml/cid" xmlns:w16="http://schemas.microsoft.com/office/word/2018/wordml" xmlns:w16du="http://schemas.microsoft.com/office/word/2023/wordml/word16du" xmlns:w16sdtdh="http://schemas.microsoft.com/office/word/2020/wordml/sdtdatahash" xmlns:w16sdtfl="http://schemas.microsoft.com/office/word/2024/wordml/sdtformatlock" xmlns:w16se="http://schemas.microsoft.com/office/word/2015/wordml/symex" xmlns:wpg="http://schemas.microsoft.com/office/word/2010/wordprocessingGroup" xmlns:wpi="http://schemas.microsoft.com/office/word/2010/wordprocessingInk" xmlns:wne="http://schemas.microsoft.com/office/word/2006/wordml" xmlns:wps="http://schemas.microsoft.com/office/word/2010/wordprocessingShape" mc:Ignorable="w14 w15 w16se w16cid w16 w16cex w16sdtdh w16sdtfl w16du wp14">
+  <w:p>
+    <w:pPr>
+      <w:pStyle w:val="Pieddepage"/>
+    </w:pPr>
+  </w:p>
+</w:ftr>
+</file>
+
+<file path=word/footer2.xml><?xml version="1.0" encoding="utf-8"?>
+<w:ftr xmlns:wpc="http://schemas.microsoft.com/office/word/2010/wordprocessingCanvas" xmlns:cx="http://schemas.microsoft.com/office/drawing/2014/chartex" xmlns:cx1="http://schemas.microsoft.com/office/drawing/2015/9/8/chartex" xmlns:cx2="http://schemas.microsoft.com/office/drawing/2015/10/21/chartex" xmlns:cx3="http://schemas.microsoft.com/office/drawing/2016/5/9/chartex" xmlns:cx4="http://schemas.microsoft.com/office/drawing/2016/5/10/chartex" xmlns:cx5="http://schemas.microsoft.com/office/drawing/2016/5/11/chartex" xmlns:cx6="http://schemas.microsoft.com/office/drawing/2016/5/12/chartex" xmlns:cx7="http://schemas.microsoft.com/office/drawing/2016/5/13/chartex" xmlns:cx8="http://schemas.microsoft.com/office/drawing/2016/5/14/chartex" xmlns:mc="http://schemas.openxmlformats.org/markup-compatibility/2006" xmlns:aink="http://schemas.microsoft.com/office/drawing/2016/ink" xmlns:am3d="http://schemas.microsoft.com/office/drawing/2017/model3d" xmlns:o="urn:schemas-microsoft-com:office:office" xmlns:oel="http://schemas.microsoft.com/office/2019/extlst" xmlns:r="http://schemas.openxmlformats.org/officeDocument/2006/relationships" xmlns:m="http://schemas.openxmlformats.org/officeDocument/2006/math" xmlns:v="urn:schemas-microsoft-com:vml" xmlns:wp14="http://schemas.microsoft.com/office/word/2010/wordprocessingDrawing" xmlns:wp="http://schemas.openxmlformats.org/drawingml/2006/wordprocessingDrawing" xmlns:w10="urn:schemas-microsoft-com:office:word" xmlns:w="http://schemas.openxmlformats.org/wordprocessingml/2006/main" xmlns:w14="http://schemas.microsoft.com/office/word/2010/wordml" xmlns:w15="http://schemas.microsoft.com/office/word/2012/wordml" xmlns:w16cex="http://schemas.microsoft.com/office/word/2018/wordml/cex" xmlns:w16cid="http://schemas.microsoft.com/office/word/2016/wordml/cid" xmlns:w16="http://schemas.microsoft.com/office/word/2018/wordml" xmlns:w16du="http://schemas.microsoft.com/office/word/2023/wordml/word16du" xmlns:w16sdtdh="http://schemas.microsoft.com/office/word/2020/wordml/sdtdatahash" xmlns:w16sdtfl="http://schemas.microsoft.com/office/word/2024/wordml/sdtformatlock" xmlns:w16se="http://schemas.microsoft.com/office/word/2015/wordml/symex" xmlns:wpg="http://schemas.microsoft.com/office/word/2010/wordprocessingGroup" xmlns:wpi="http://schemas.microsoft.com/office/word/2010/wordprocessingInk" xmlns:wne="http://schemas.microsoft.com/office/word/2006/wordml" xmlns:wps="http://schemas.microsoft.com/office/word/2010/wordprocessingShape" mc:Ignorable="w14 w15 w16se w16cid w16 w16cex w16sdtdh w16sdtfl w16du wp14">
+  <w:p>
+    <w:pPr>
+      <w:pStyle w:val="Pieddepage"/>
+    </w:pPr>
+  </w:p>
+</w:ftr>
+</file>
+
+<file path=word/footer3.xml><?xml version="1.0" encoding="utf-8"?>
+<w:ftr xmlns:wpc="http://schemas.microsoft.com/office/word/2010/wordprocessingCanvas" xmlns:cx="http://schemas.microsoft.com/office/drawing/2014/chartex" xmlns:cx1="http://schemas.microsoft.com/office/drawing/2015/9/8/chartex" xmlns:cx2="http://schemas.microsoft.com/office/drawing/2015/10/21/chartex" xmlns:cx3="http://schemas.microsoft.com/office/drawing/2016/5/9/chartex" xmlns:cx4="http://schemas.microsoft.com/office/drawing/2016/5/10/chartex" xmlns:cx5="http://schemas.microsoft.com/office/drawing/2016/5/11/chartex" xmlns:cx6="http://schemas.microsoft.com/office/drawing/2016/5/12/chartex" xmlns:cx7="http://schemas.microsoft.com/office/drawing/2016/5/13/chartex" xmlns:cx8="http://schemas.microsoft.com/office/drawing/2016/5/14/chartex" xmlns:mc="http://schemas.openxmlformats.org/markup-compatibility/2006" xmlns:aink="http://schemas.microsoft.com/office/drawing/2016/ink" xmlns:am3d="http://schemas.microsoft.com/office/drawing/2017/model3d" xmlns:o="urn:schemas-microsoft-com:office:office" xmlns:oel="http://schemas.microsoft.com/office/2019/extlst" xmlns:r="http://schemas.openxmlformats.org/officeDocument/2006/relationships" xmlns:m="http://schemas.openxmlformats.org/officeDocument/2006/math" xmlns:v="urn:schemas-microsoft-com:vml" xmlns:wp14="http://schemas.microsoft.com/office/word/2010/wordprocessingDrawing" xmlns:wp="http://schemas.openxmlformats.org/drawingml/2006/wordprocessingDrawing" xmlns:w10="urn:schemas-microsoft-com:office:word" xmlns:w="http://schemas.openxmlformats.org/wordprocessingml/2006/main" xmlns:w14="http://schemas.microsoft.com/office/word/2010/wordml" xmlns:w15="http://schemas.microsoft.com/office/word/2012/wordml" xmlns:w16cex="http://schemas.microsoft.com/office/word/2018/wordml/cex" xmlns:w16cid="http://schemas.microsoft.com/office/word/2016/wordml/cid" xmlns:w16="http://schemas.microsoft.com/office/word/2018/wordml" xmlns:w16du="http://schemas.microsoft.com/office/word/2023/wordml/word16du" xmlns:w16sdtdh="http://schemas.microsoft.com/office/word/2020/wordml/sdtdatahash" xmlns:w16sdtfl="http://schemas.microsoft.com/office/word/2024/wordml/sdtformatlock" xmlns:w16se="http://schemas.microsoft.com/office/word/2015/wordml/symex" xmlns:wpg="http://schemas.microsoft.com/office/word/2010/wordprocessingGroup" xmlns:wpi="http://schemas.microsoft.com/office/word/2010/wordprocessingInk" xmlns:wne="http://schemas.microsoft.com/office/word/2006/wordml" xmlns:wps="http://schemas.microsoft.com/office/word/2010/wordprocessingShape" mc:Ignorable="w14 w15 w16se w16cid w16 w16cex w16sdtdh w16sdtfl w16du wp14">
+  <w:p>
+    <w:pPr>
+      <w:pStyle w:val="Pieddepage"/>
+    </w:pPr>
+  </w:p>
+</w:ftr>
+</file>
+
 <file path=word/footnotes.xml><?xml version="1.0" encoding="utf-8"?>
-<w:footnotes xmlns:wpc="http://schemas.microsoft.com/office/word/2010/wordprocessingCanvas" xmlns:cx="http://schemas.microsoft.com/office/drawing/2014/chartex" xmlns:cx1="http://schemas.microsoft.com/office/drawing/2015/9/8/chartex" xmlns:cx2="http://schemas.microsoft.com/office/drawing/2015/10/21/chartex" xmlns:cx3="http://schemas.microsoft.com/office/drawing/2016/5/9/chartex" xmlns:cx4="http://schemas.microsoft.com/office/drawing/2016/5/10/chartex" xmlns:cx5="http://schemas.microsoft.com/office/drawing/2016/5/11/chartex" xmlns:cx6="http://schemas.microsoft.com/office/drawing/2016/5/12/chartex" xmlns:cx7="http://schemas.microsoft.com/office/drawing/2016/5/13/chartex" xmlns:cx8="http://schemas.microsoft.com/office/drawing/2016/5/14/chartex" xmlns:mc="http://schemas.openxmlformats.org/markup-compatibility/2006" xmlns:aink="http://schemas.microsoft.com/office/drawing/2016/ink" xmlns:am3d="http://schemas.microsoft.com/office/drawing/2017/model3d" xmlns:o="urn:schemas-microsoft-com:office:office" xmlns:oel="http://schemas.microsoft.com/office/2019/extlst" xmlns:r="http://schemas.openxmlformats.org/officeDocument/2006/relationships" xmlns:m="http://schemas.openxmlformats.org/officeDocument/2006/math" xmlns:v="urn:schemas-microsoft-com:vml" xmlns:wp14="http://schemas.microsoft.com/office/word/2010/wordprocessingDrawing" xmlns:wp="http://schemas.openxmlformats.org/drawingml/2006/wordprocessingDrawing" xmlns:w10="urn:schemas-microsoft-com:office:word" xmlns:w="http://schemas.openxmlformats.org/wordprocessingml/2006/main" xmlns:w14="http://schemas.microsoft.com/office/word/2010/wordml" xmlns:w15="http://schemas.microsoft.com/office/word/2012/wordml" xmlns:w16cex="http://schemas.microsoft.com/office/word/2018/wordml/cex" xmlns:w16cid="http://schemas.microsoft.com/office/word/2016/wordml/cid" xmlns:w16="http://schemas.microsoft.com/office/word/2018/wordml" xmlns:w16sdtdh="http://schemas.microsoft.com/office/word/2020/wordml/sdtdatahash" xmlns:w16se="http://schemas.microsoft.com/office/word/2015/wordml/symex" xmlns:wpg="http://schemas.microsoft.com/office/word/2010/wordprocessingGroup" xmlns:wpi="http://schemas.microsoft.com/office/word/2010/wordprocessingInk" xmlns:wne="http://schemas.microsoft.com/office/word/2006/wordml" xmlns:wps="http://schemas.microsoft.com/office/word/2010/wordprocessingShape" mc:Ignorable="w14 w15 w16se w16cid w16 w16cex w16sdtdh wp14">
+<w:footnotes xmlns:wpc="http://schemas.microsoft.com/office/word/2010/wordprocessingCanvas" xmlns:cx="http://schemas.microsoft.com/office/drawing/2014/chartex" xmlns:cx1="http://schemas.microsoft.com/office/drawing/2015/9/8/chartex" xmlns:cx2="http://schemas.microsoft.com/office/drawing/2015/10/21/chartex" xmlns:cx3="http://schemas.microsoft.com/office/drawing/2016/5/9/chartex" xmlns:cx4="http://schemas.microsoft.com/office/drawing/2016/5/10/chartex" xmlns:cx5="http://schemas.microsoft.com/office/drawing/2016/5/11/chartex" xmlns:cx6="http://schemas.microsoft.com/office/drawing/2016/5/12/chartex" xmlns:cx7="http://schemas.microsoft.com/office/drawing/2016/5/13/chartex" xmlns:cx8="http://schemas.microsoft.com/office/drawing/2016/5/14/chartex" xmlns:mc="http://schemas.openxmlformats.org/markup-compatibility/2006" xmlns:aink="http://schemas.microsoft.com/office/drawing/2016/ink" xmlns:am3d="http://schemas.microsoft.com/office/drawing/2017/model3d" xmlns:o="urn:schemas-microsoft-com:office:office" xmlns:oel="http://schemas.microsoft.com/office/2019/extlst" xmlns:r="http://schemas.openxmlformats.org/officeDocument/2006/relationships" xmlns:m="http://schemas.openxmlformats.org/officeDocument/2006/math" xmlns:v="urn:schemas-microsoft-com:vml" xmlns:wp14="http://schemas.microsoft.com/office/word/2010/wordprocessingDrawing" xmlns:wp="http://schemas.openxmlformats.org/drawingml/2006/wordprocessingDrawing" xmlns:w10="urn:schemas-microsoft-com:office:word" xmlns:w="http://schemas.openxmlformats.org/wordprocessingml/2006/main" xmlns:w14="http://schemas.microsoft.com/office/word/2010/wordml" xmlns:w15="http://schemas.microsoft.com/office/word/2012/wordml" xmlns:w16cex="http://schemas.microsoft.com/office/word/2018/wordml/cex" xmlns:w16cid="http://schemas.microsoft.com/office/word/2016/wordml/cid" xmlns:w16="http://schemas.microsoft.com/office/word/2018/wordml" xmlns:w16du="http://schemas.microsoft.com/office/word/2023/wordml/word16du" xmlns:w16sdtdh="http://schemas.microsoft.com/office/word/2020/wordml/sdtdatahash" xmlns:w16sdtfl="http://schemas.microsoft.com/office/word/2024/wordml/sdtformatlock" xmlns:w16se="http://schemas.microsoft.com/office/word/2015/wordml/symex" xmlns:wpg="http://schemas.microsoft.com/office/word/2010/wordprocessingGroup" xmlns:wpi="http://schemas.microsoft.com/office/word/2010/wordprocessingInk" xmlns:wne="http://schemas.microsoft.com/office/word/2006/wordml" xmlns:wps="http://schemas.microsoft.com/office/word/2010/wordprocessingShape" mc:Ignorable="w14 w15 w16se w16cid w16 w16cex w16sdtdh w16sdtfl w16du wp14">
   <w:footnote w:type="separator" w:id="-1">
     <w:p>
       <w:pPr>
@@ -420,28 +790,49 @@
 </file>
 
 <file path=word/header1.xml><?xml version="1.0" encoding="utf-8"?>
-<w:hdr xmlns:wpc="http://schemas.microsoft.com/office/word/2010/wordprocessingCanvas" xmlns:cx="http://schemas.microsoft.com/office/drawing/2014/chartex" xmlns:cx1="http://schemas.microsoft.com/office/drawing/2015/9/8/chartex" xmlns:cx2="http://schemas.microsoft.com/office/drawing/2015/10/21/chartex" xmlns:cx3="http://schemas.microsoft.com/office/drawing/2016/5/9/chartex" xmlns:cx4="http://schemas.microsoft.com/office/drawing/2016/5/10/chartex" xmlns:cx5="http://schemas.microsoft.com/office/drawing/2016/5/11/chartex" xmlns:cx6="http://schemas.microsoft.com/office/drawing/2016/5/12/chartex" xmlns:cx7="http://schemas.microsoft.com/office/drawing/2016/5/13/chartex" xmlns:cx8="http://schemas.microsoft.com/office/drawing/2016/5/14/chartex" xmlns:mc="http://schemas.openxmlformats.org/markup-compatibility/2006" xmlns:aink="http://schemas.microsoft.com/office/drawing/2016/ink" xmlns:am3d="http://schemas.microsoft.com/office/drawing/2017/model3d" xmlns:o="urn:schemas-microsoft-com:office:office" xmlns:oel="http://schemas.microsoft.com/office/2019/extlst" xmlns:r="http://schemas.openxmlformats.org/officeDocument/2006/relationships" xmlns:m="http://schemas.openxmlformats.org/officeDocument/2006/math" xmlns:v="urn:schemas-microsoft-com:vml" xmlns:wp14="http://schemas.microsoft.com/office/word/2010/wordprocessingDrawing" xmlns:wp="http://schemas.openxmlformats.org/drawingml/2006/wordprocessingDrawing" xmlns:w10="urn:schemas-microsoft-com:office:word" xmlns:w="http://schemas.openxmlformats.org/wordprocessingml/2006/main" xmlns:w14="http://schemas.microsoft.com/office/word/2010/wordml" xmlns:w15="http://schemas.microsoft.com/office/word/2012/wordml" xmlns:w16cex="http://schemas.microsoft.com/office/word/2018/wordml/cex" xmlns:w16cid="http://schemas.microsoft.com/office/word/2016/wordml/cid" xmlns:w16="http://schemas.microsoft.com/office/word/2018/wordml" xmlns:w16sdtdh="http://schemas.microsoft.com/office/word/2020/wordml/sdtdatahash" xmlns:w16se="http://schemas.microsoft.com/office/word/2015/wordml/symex" xmlns:wpg="http://schemas.microsoft.com/office/word/2010/wordprocessingGroup" xmlns:wpi="http://schemas.microsoft.com/office/word/2010/wordprocessingInk" xmlns:wne="http://schemas.microsoft.com/office/word/2006/wordml" xmlns:wps="http://schemas.microsoft.com/office/word/2010/wordprocessingShape" mc:Ignorable="w14 w15 w16se w16cid w16 w16cex w16sdtdh wp14">
+<w:hdr xmlns:wpc="http://schemas.microsoft.com/office/word/2010/wordprocessingCanvas" xmlns:cx="http://schemas.microsoft.com/office/drawing/2014/chartex" xmlns:cx1="http://schemas.microsoft.com/office/drawing/2015/9/8/chartex" xmlns:cx2="http://schemas.microsoft.com/office/drawing/2015/10/21/chartex" xmlns:cx3="http://schemas.microsoft.com/office/drawing/2016/5/9/chartex" xmlns:cx4="http://schemas.microsoft.com/office/drawing/2016/5/10/chartex" xmlns:cx5="http://schemas.microsoft.com/office/drawing/2016/5/11/chartex" xmlns:cx6="http://schemas.microsoft.com/office/drawing/2016/5/12/chartex" xmlns:cx7="http://schemas.microsoft.com/office/drawing/2016/5/13/chartex" xmlns:cx8="http://schemas.microsoft.com/office/drawing/2016/5/14/chartex" xmlns:mc="http://schemas.openxmlformats.org/markup-compatibility/2006" xmlns:aink="http://schemas.microsoft.com/office/drawing/2016/ink" xmlns:am3d="http://schemas.microsoft.com/office/drawing/2017/model3d" xmlns:o="urn:schemas-microsoft-com:office:office" xmlns:oel="http://schemas.microsoft.com/office/2019/extlst" xmlns:r="http://schemas.openxmlformats.org/officeDocument/2006/relationships" xmlns:m="http://schemas.openxmlformats.org/officeDocument/2006/math" xmlns:v="urn:schemas-microsoft-com:vml" xmlns:wp14="http://schemas.microsoft.com/office/word/2010/wordprocessingDrawing" xmlns:wp="http://schemas.openxmlformats.org/drawingml/2006/wordprocessingDrawing" xmlns:w10="urn:schemas-microsoft-com:office:word" xmlns:w="http://schemas.openxmlformats.org/wordprocessingml/2006/main" xmlns:w14="http://schemas.microsoft.com/office/word/2010/wordml" xmlns:w15="http://schemas.microsoft.com/office/word/2012/wordml" xmlns:w16cex="http://schemas.microsoft.com/office/word/2018/wordml/cex" xmlns:w16cid="http://schemas.microsoft.com/office/word/2016/wordml/cid" xmlns:w16="http://schemas.microsoft.com/office/word/2018/wordml" xmlns:w16du="http://schemas.microsoft.com/office/word/2023/wordml/word16du" xmlns:w16sdtdh="http://schemas.microsoft.com/office/word/2020/wordml/sdtdatahash" xmlns:w16sdtfl="http://schemas.microsoft.com/office/word/2024/wordml/sdtformatlock" xmlns:w16se="http://schemas.microsoft.com/office/word/2015/wordml/symex" xmlns:wpg="http://schemas.microsoft.com/office/word/2010/wordprocessingGroup" xmlns:wpi="http://schemas.microsoft.com/office/word/2010/wordprocessingInk" xmlns:wne="http://schemas.microsoft.com/office/word/2006/wordml" xmlns:wps="http://schemas.microsoft.com/office/word/2010/wordprocessingShape" mc:Ignorable="w14 w15 w16se w16cid w16 w16cex w16sdtdh w16sdtfl w16du wp14">
   <w:p>
     <w:pPr>
-      <w:pStyle w:val="Header"/>
+      <w:pStyle w:val="En-tte"/>
+    </w:pPr>
+  </w:p>
+</w:hdr>
+</file>
+
+<file path=word/header2.xml><?xml version="1.0" encoding="utf-8"?>
+<w:hdr xmlns:wpc="http://schemas.microsoft.com/office/word/2010/wordprocessingCanvas" xmlns:cx="http://schemas.microsoft.com/office/drawing/2014/chartex" xmlns:cx1="http://schemas.microsoft.com/office/drawing/2015/9/8/chartex" xmlns:cx2="http://schemas.microsoft.com/office/drawing/2015/10/21/chartex" xmlns:cx3="http://schemas.microsoft.com/office/drawing/2016/5/9/chartex" xmlns:cx4="http://schemas.microsoft.com/office/drawing/2016/5/10/chartex" xmlns:cx5="http://schemas.microsoft.com/office/drawing/2016/5/11/chartex" xmlns:cx6="http://schemas.microsoft.com/office/drawing/2016/5/12/chartex" xmlns:cx7="http://schemas.microsoft.com/office/drawing/2016/5/13/chartex" xmlns:cx8="http://schemas.microsoft.com/office/drawing/2016/5/14/chartex" xmlns:mc="http://schemas.openxmlformats.org/markup-compatibility/2006" xmlns:aink="http://schemas.microsoft.com/office/drawing/2016/ink" xmlns:am3d="http://schemas.microsoft.com/office/drawing/2017/model3d" xmlns:o="urn:schemas-microsoft-com:office:office" xmlns:oel="http://schemas.microsoft.com/office/2019/extlst" xmlns:r="http://schemas.openxmlformats.org/officeDocument/2006/relationships" xmlns:m="http://schemas.openxmlformats.org/officeDocument/2006/math" xmlns:v="urn:schemas-microsoft-com:vml" xmlns:wp14="http://schemas.microsoft.com/office/word/2010/wordprocessingDrawing" xmlns:wp="http://schemas.openxmlformats.org/drawingml/2006/wordprocessingDrawing" xmlns:w10="urn:schemas-microsoft-com:office:word" xmlns:w="http://schemas.openxmlformats.org/wordprocessingml/2006/main" xmlns:w14="http://schemas.microsoft.com/office/word/2010/wordml" xmlns:w15="http://schemas.microsoft.com/office/word/2012/wordml" xmlns:w16cex="http://schemas.microsoft.com/office/word/2018/wordml/cex" xmlns:w16cid="http://schemas.microsoft.com/office/word/2016/wordml/cid" xmlns:w16="http://schemas.microsoft.com/office/word/2018/wordml" xmlns:w16du="http://schemas.microsoft.com/office/word/2023/wordml/word16du" xmlns:w16sdtdh="http://schemas.microsoft.com/office/word/2020/wordml/sdtdatahash" xmlns:w16sdtfl="http://schemas.microsoft.com/office/word/2024/wordml/sdtformatlock" xmlns:w16se="http://schemas.microsoft.com/office/word/2015/wordml/symex" xmlns:wpg="http://schemas.microsoft.com/office/word/2010/wordprocessingGroup" xmlns:wpi="http://schemas.microsoft.com/office/word/2010/wordprocessingInk" xmlns:wne="http://schemas.microsoft.com/office/word/2006/wordml" xmlns:wps="http://schemas.microsoft.com/office/word/2010/wordprocessingShape" mc:Ignorable="w14 w15 w16se w16cid w16 w16cex w16sdtdh w16sdtfl w16du wp14">
+  <w:p>
+    <w:pPr>
+      <w:pStyle w:val="En-tte"/>
+      <w:jc w:val="center"/>
     </w:pPr>
     <w:r>
       <w:rPr>
         <w:noProof/>
+        <w:sz w:val="72"/>
+        <w:lang w:eastAsia="fr-FR"/>
       </w:rPr>
       <w:drawing>
-        <wp:anchor distT="0" distB="0" distL="114300" distR="114300" simplePos="0" relativeHeight="251659264" behindDoc="0" locked="0" layoutInCell="1" allowOverlap="1">
+        <wp:anchor distT="0" distB="0" distL="114300" distR="114300" simplePos="0" relativeHeight="251659264" behindDoc="1" locked="0" layoutInCell="1" allowOverlap="1" wp14:anchorId="09581D24" wp14:editId="1462A83A">
           <wp:simplePos x="0" y="0"/>
           <wp:positionH relativeFrom="column">
-            <wp:posOffset>-172427</wp:posOffset>
+            <wp:posOffset>-756920</wp:posOffset>
           </wp:positionH>
           <wp:positionV relativeFrom="paragraph">
-            <wp:posOffset>-69361</wp:posOffset>
+            <wp:posOffset>-449580</wp:posOffset>
           </wp:positionV>
-          <wp:extent cx="3292884" cy="773723"/>
+          <wp:extent cx="1774190" cy="1657985"/>
           <wp:effectExtent l="0" t="0" r="0" b="0"/>
-          <wp:wrapNone/>
-          <wp:docPr id="1759897493" name="Graphic 1"/>
+          <wp:wrapTight wrapText="bothSides">
+            <wp:wrapPolygon edited="0">
+              <wp:start x="0" y="0"/>
+              <wp:lineTo x="0" y="21344"/>
+              <wp:lineTo x="21337" y="21344"/>
+              <wp:lineTo x="21337" y="0"/>
+              <wp:lineTo x="0" y="0"/>
+            </wp:wrapPolygon>
+          </wp:wrapTight>
+          <wp:docPr id="1" name="Image 1"/>
           <wp:cNvGraphicFramePr>
             <a:graphicFrameLocks xmlns:a="http://schemas.openxmlformats.org/drawingml/2006/main" noChangeAspect="1"/>
           </wp:cNvGraphicFramePr>
@@ -449,8 +840,10 @@
             <a:graphicData uri="http://schemas.openxmlformats.org/drawingml/2006/picture">
               <pic:pic xmlns:pic="http://schemas.openxmlformats.org/drawingml/2006/picture">
                 <pic:nvPicPr>
-                  <pic:cNvPr id="1759897493" name="Graphic 1759897493"/>
-                  <pic:cNvPicPr/>
+                  <pic:cNvPr id="0" name="Picture 1"/>
+                  <pic:cNvPicPr>
+                    <a:picLocks noChangeAspect="1" noChangeArrowheads="1"/>
+                  </pic:cNvPicPr>
                 </pic:nvPicPr>
                 <pic:blipFill>
                   <a:blip r:embed="rId1">
@@ -458,42 +851,293 @@
                       <a:ext uri="{28A0092B-C50C-407E-A947-70E740481C1C}">
                         <a14:useLocalDpi xmlns:a14="http://schemas.microsoft.com/office/drawing/2010/main" val="0"/>
                       </a:ext>
-                      <a:ext uri="{96DAC541-7B7A-43D3-8B79-37D633B846F1}">
-                        <asvg:svgBlip xmlns:asvg="http://schemas.microsoft.com/office/drawing/2016/SVG/main" r:embed="rId2"/>
-                      </a:ext>
                     </a:extLst>
                   </a:blip>
+                  <a:srcRect/>
                   <a:stretch>
                     <a:fillRect/>
                   </a:stretch>
                 </pic:blipFill>
-                <pic:spPr>
+                <pic:spPr bwMode="auto">
                   <a:xfrm>
                     <a:off x="0" y="0"/>
-                    <a:ext cx="3292884" cy="773723"/>
+                    <a:ext cx="1774190" cy="1657985"/>
                   </a:xfrm>
                   <a:prstGeom prst="rect">
                     <a:avLst/>
                   </a:prstGeom>
+                  <a:noFill/>
                 </pic:spPr>
               </pic:pic>
             </a:graphicData>
           </a:graphic>
-          <wp14:sizeRelH relativeFrom="margin">
-            <wp14:pctWidth>0</wp14:pctWidth>
-          </wp14:sizeRelH>
-          <wp14:sizeRelV relativeFrom="margin">
-            <wp14:pctHeight>0</wp14:pctHeight>
-          </wp14:sizeRelV>
         </wp:anchor>
       </w:drawing>
     </w:r>
+    <w:r>
+      <w:rPr>
+        <w:sz w:val="72"/>
+      </w:rPr>
+      <w:t>PYRAMIDE IMMOBILIER</w:t>
+    </w:r>
+  </w:p>
+  <w:p>
+    <w:pPr>
+      <w:pStyle w:val="En-tte"/>
+    </w:pPr>
   </w:p>
 </w:hdr>
 </file>
 
+<file path=word/header3.xml><?xml version="1.0" encoding="utf-8"?>
+<w:hdr xmlns:wpc="http://schemas.microsoft.com/office/word/2010/wordprocessingCanvas" xmlns:cx="http://schemas.microsoft.com/office/drawing/2014/chartex" xmlns:cx1="http://schemas.microsoft.com/office/drawing/2015/9/8/chartex" xmlns:cx2="http://schemas.microsoft.com/office/drawing/2015/10/21/chartex" xmlns:cx3="http://schemas.microsoft.com/office/drawing/2016/5/9/chartex" xmlns:cx4="http://schemas.microsoft.com/office/drawing/2016/5/10/chartex" xmlns:cx5="http://schemas.microsoft.com/office/drawing/2016/5/11/chartex" xmlns:cx6="http://schemas.microsoft.com/office/drawing/2016/5/12/chartex" xmlns:cx7="http://schemas.microsoft.com/office/drawing/2016/5/13/chartex" xmlns:cx8="http://schemas.microsoft.com/office/drawing/2016/5/14/chartex" xmlns:mc="http://schemas.openxmlformats.org/markup-compatibility/2006" xmlns:aink="http://schemas.microsoft.com/office/drawing/2016/ink" xmlns:am3d="http://schemas.microsoft.com/office/drawing/2017/model3d" xmlns:o="urn:schemas-microsoft-com:office:office" xmlns:oel="http://schemas.microsoft.com/office/2019/extlst" xmlns:r="http://schemas.openxmlformats.org/officeDocument/2006/relationships" xmlns:m="http://schemas.openxmlformats.org/officeDocument/2006/math" xmlns:v="urn:schemas-microsoft-com:vml" xmlns:wp14="http://schemas.microsoft.com/office/word/2010/wordprocessingDrawing" xmlns:wp="http://schemas.openxmlformats.org/drawingml/2006/wordprocessingDrawing" xmlns:w10="urn:schemas-microsoft-com:office:word" xmlns:w="http://schemas.openxmlformats.org/wordprocessingml/2006/main" xmlns:w14="http://schemas.microsoft.com/office/word/2010/wordml" xmlns:w15="http://schemas.microsoft.com/office/word/2012/wordml" xmlns:w16cex="http://schemas.microsoft.com/office/word/2018/wordml/cex" xmlns:w16cid="http://schemas.microsoft.com/office/word/2016/wordml/cid" xmlns:w16="http://schemas.microsoft.com/office/word/2018/wordml" xmlns:w16du="http://schemas.microsoft.com/office/word/2023/wordml/word16du" xmlns:w16sdtdh="http://schemas.microsoft.com/office/word/2020/wordml/sdtdatahash" xmlns:w16sdtfl="http://schemas.microsoft.com/office/word/2024/wordml/sdtformatlock" xmlns:w16se="http://schemas.microsoft.com/office/word/2015/wordml/symex" xmlns:wpg="http://schemas.microsoft.com/office/word/2010/wordprocessingGroup" xmlns:wpi="http://schemas.microsoft.com/office/word/2010/wordprocessingInk" xmlns:wne="http://schemas.microsoft.com/office/word/2006/wordml" xmlns:wps="http://schemas.microsoft.com/office/word/2010/wordprocessingShape" mc:Ignorable="w14 w15 w16se w16cid w16 w16cex w16sdtdh w16sdtfl w16du wp14">
+  <w:p>
+    <w:pPr>
+      <w:pStyle w:val="En-tte"/>
+    </w:pPr>
+  </w:p>
+</w:hdr>
+</file>
+
+<file path=word/numbering.xml><?xml version="1.0" encoding="utf-8"?>
+<w:numbering xmlns:wpc="http://schemas.microsoft.com/office/word/2010/wordprocessingCanvas" xmlns:cx="http://schemas.microsoft.com/office/drawing/2014/chartex" xmlns:cx1="http://schemas.microsoft.com/office/drawing/2015/9/8/chartex" xmlns:cx2="http://schemas.microsoft.com/office/drawing/2015/10/21/chartex" xmlns:cx3="http://schemas.microsoft.com/office/drawing/2016/5/9/chartex" xmlns:cx4="http://schemas.microsoft.com/office/drawing/2016/5/10/chartex" xmlns:cx5="http://schemas.microsoft.com/office/drawing/2016/5/11/chartex" xmlns:cx6="http://schemas.microsoft.com/office/drawing/2016/5/12/chartex" xmlns:cx7="http://schemas.microsoft.com/office/drawing/2016/5/13/chartex" xmlns:cx8="http://schemas.microsoft.com/office/drawing/2016/5/14/chartex" xmlns:mc="http://schemas.openxmlformats.org/markup-compatibility/2006" xmlns:aink="http://schemas.microsoft.com/office/drawing/2016/ink" xmlns:am3d="http://schemas.microsoft.com/office/drawing/2017/model3d" xmlns:o="urn:schemas-microsoft-com:office:office" xmlns:oel="http://schemas.microsoft.com/office/2019/extlst" xmlns:r="http://schemas.openxmlformats.org/officeDocument/2006/relationships" xmlns:m="http://schemas.openxmlformats.org/officeDocument/2006/math" xmlns:v="urn:schemas-microsoft-com:vml" xmlns:wp14="http://schemas.microsoft.com/office/word/2010/wordprocessingDrawing" xmlns:wp="http://schemas.openxmlformats.org/drawingml/2006/wordprocessingDrawing" xmlns:w10="urn:schemas-microsoft-com:office:word" xmlns:w="http://schemas.openxmlformats.org/wordprocessingml/2006/main" xmlns:w14="http://schemas.microsoft.com/office/word/2010/wordml" xmlns:w15="http://schemas.microsoft.com/office/word/2012/wordml" xmlns:w16cex="http://schemas.microsoft.com/office/word/2018/wordml/cex" xmlns:w16cid="http://schemas.microsoft.com/office/word/2016/wordml/cid" xmlns:w16="http://schemas.microsoft.com/office/word/2018/wordml" xmlns:w16du="http://schemas.microsoft.com/office/word/2023/wordml/word16du" xmlns:w16sdtdh="http://schemas.microsoft.com/office/word/2020/wordml/sdtdatahash" xmlns:w16sdtfl="http://schemas.microsoft.com/office/word/2024/wordml/sdtformatlock" xmlns:w16se="http://schemas.microsoft.com/office/word/2015/wordml/symex" xmlns:wpg="http://schemas.microsoft.com/office/word/2010/wordprocessingGroup" xmlns:wpi="http://schemas.microsoft.com/office/word/2010/wordprocessingInk" xmlns:wne="http://schemas.microsoft.com/office/word/2006/wordml" xmlns:wps="http://schemas.microsoft.com/office/word/2010/wordprocessingShape" mc:Ignorable="w14 w15 w16se w16cid w16 w16cex w16sdtdh w16sdtfl w16du wp14">
+  <w:abstractNum w:abstractNumId="0" w15:restartNumberingAfterBreak="0">
+    <w:nsid w:val="67C656D8"/>
+    <w:multiLevelType w:val="multilevel"/>
+    <w:tmpl w:val="AF54BB94"/>
+    <w:lvl w:ilvl="0">
+      <w:start w:val="1"/>
+      <w:numFmt w:val="decimal"/>
+      <w:lvlText w:val="%1."/>
+      <w:lvlJc w:val="left"/>
+      <w:pPr>
+        <w:tabs>
+          <w:tab w:val="num" w:pos="720"/>
+        </w:tabs>
+        <w:ind w:left="720" w:hanging="360"/>
+      </w:pPr>
+    </w:lvl>
+    <w:lvl w:ilvl="1" w:tentative="1">
+      <w:start w:val="1"/>
+      <w:numFmt w:val="decimal"/>
+      <w:lvlText w:val="%2."/>
+      <w:lvlJc w:val="left"/>
+      <w:pPr>
+        <w:tabs>
+          <w:tab w:val="num" w:pos="1440"/>
+        </w:tabs>
+        <w:ind w:left="1440" w:hanging="360"/>
+      </w:pPr>
+    </w:lvl>
+    <w:lvl w:ilvl="2" w:tentative="1">
+      <w:start w:val="1"/>
+      <w:numFmt w:val="decimal"/>
+      <w:lvlText w:val="%3."/>
+      <w:lvlJc w:val="left"/>
+      <w:pPr>
+        <w:tabs>
+          <w:tab w:val="num" w:pos="2160"/>
+        </w:tabs>
+        <w:ind w:left="2160" w:hanging="360"/>
+      </w:pPr>
+    </w:lvl>
+    <w:lvl w:ilvl="3" w:tentative="1">
+      <w:start w:val="1"/>
+      <w:numFmt w:val="decimal"/>
+      <w:lvlText w:val="%4."/>
+      <w:lvlJc w:val="left"/>
+      <w:pPr>
+        <w:tabs>
+          <w:tab w:val="num" w:pos="2880"/>
+        </w:tabs>
+        <w:ind w:left="2880" w:hanging="360"/>
+      </w:pPr>
+    </w:lvl>
+    <w:lvl w:ilvl="4" w:tentative="1">
+      <w:start w:val="1"/>
+      <w:numFmt w:val="decimal"/>
+      <w:lvlText w:val="%5."/>
+      <w:lvlJc w:val="left"/>
+      <w:pPr>
+        <w:tabs>
+          <w:tab w:val="num" w:pos="3600"/>
+        </w:tabs>
+        <w:ind w:left="3600" w:hanging="360"/>
+      </w:pPr>
+    </w:lvl>
+    <w:lvl w:ilvl="5" w:tentative="1">
+      <w:start w:val="1"/>
+      <w:numFmt w:val="decimal"/>
+      <w:lvlText w:val="%6."/>
+      <w:lvlJc w:val="left"/>
+      <w:pPr>
+        <w:tabs>
+          <w:tab w:val="num" w:pos="4320"/>
+        </w:tabs>
+        <w:ind w:left="4320" w:hanging="360"/>
+      </w:pPr>
+    </w:lvl>
+    <w:lvl w:ilvl="6" w:tentative="1">
+      <w:start w:val="1"/>
+      <w:numFmt w:val="decimal"/>
+      <w:lvlText w:val="%7."/>
+      <w:lvlJc w:val="left"/>
+      <w:pPr>
+        <w:tabs>
+          <w:tab w:val="num" w:pos="5040"/>
+        </w:tabs>
+        <w:ind w:left="5040" w:hanging="360"/>
+      </w:pPr>
+    </w:lvl>
+    <w:lvl w:ilvl="7" w:tentative="1">
+      <w:start w:val="1"/>
+      <w:numFmt w:val="decimal"/>
+      <w:lvlText w:val="%8."/>
+      <w:lvlJc w:val="left"/>
+      <w:pPr>
+        <w:tabs>
+          <w:tab w:val="num" w:pos="5760"/>
+        </w:tabs>
+        <w:ind w:left="5760" w:hanging="360"/>
+      </w:pPr>
+    </w:lvl>
+    <w:lvl w:ilvl="8" w:tentative="1">
+      <w:start w:val="1"/>
+      <w:numFmt w:val="decimal"/>
+      <w:lvlText w:val="%9."/>
+      <w:lvlJc w:val="left"/>
+      <w:pPr>
+        <w:tabs>
+          <w:tab w:val="num" w:pos="6480"/>
+        </w:tabs>
+        <w:ind w:left="6480" w:hanging="360"/>
+      </w:pPr>
+    </w:lvl>
+  </w:abstractNum>
+  <w:abstractNum w:abstractNumId="1" w15:restartNumberingAfterBreak="0">
+    <w:nsid w:val="7CE3547A"/>
+    <w:multiLevelType w:val="multilevel"/>
+    <w:tmpl w:val="3210F820"/>
+    <w:lvl w:ilvl="0">
+      <w:start w:val="1"/>
+      <w:numFmt w:val="decimal"/>
+      <w:lvlText w:val="%1."/>
+      <w:lvlJc w:val="left"/>
+      <w:pPr>
+        <w:tabs>
+          <w:tab w:val="num" w:pos="720"/>
+        </w:tabs>
+        <w:ind w:left="720" w:hanging="360"/>
+      </w:pPr>
+    </w:lvl>
+    <w:lvl w:ilvl="1" w:tentative="1">
+      <w:start w:val="1"/>
+      <w:numFmt w:val="decimal"/>
+      <w:lvlText w:val="%2."/>
+      <w:lvlJc w:val="left"/>
+      <w:pPr>
+        <w:tabs>
+          <w:tab w:val="num" w:pos="1440"/>
+        </w:tabs>
+        <w:ind w:left="1440" w:hanging="360"/>
+      </w:pPr>
+    </w:lvl>
+    <w:lvl w:ilvl="2" w:tentative="1">
+      <w:start w:val="1"/>
+      <w:numFmt w:val="decimal"/>
+      <w:lvlText w:val="%3."/>
+      <w:lvlJc w:val="left"/>
+      <w:pPr>
+        <w:tabs>
+          <w:tab w:val="num" w:pos="2160"/>
+        </w:tabs>
+        <w:ind w:left="2160" w:hanging="360"/>
+      </w:pPr>
+    </w:lvl>
+    <w:lvl w:ilvl="3" w:tentative="1">
+      <w:start w:val="1"/>
+      <w:numFmt w:val="decimal"/>
+      <w:lvlText w:val="%4."/>
+      <w:lvlJc w:val="left"/>
+      <w:pPr>
+        <w:tabs>
+          <w:tab w:val="num" w:pos="2880"/>
+        </w:tabs>
+        <w:ind w:left="2880" w:hanging="360"/>
+      </w:pPr>
+    </w:lvl>
+    <w:lvl w:ilvl="4" w:tentative="1">
+      <w:start w:val="1"/>
+      <w:numFmt w:val="decimal"/>
+      <w:lvlText w:val="%5."/>
+      <w:lvlJc w:val="left"/>
+      <w:pPr>
+        <w:tabs>
+          <w:tab w:val="num" w:pos="3600"/>
+        </w:tabs>
+        <w:ind w:left="3600" w:hanging="360"/>
+      </w:pPr>
+    </w:lvl>
+    <w:lvl w:ilvl="5" w:tentative="1">
+      <w:start w:val="1"/>
+      <w:numFmt w:val="decimal"/>
+      <w:lvlText w:val="%6."/>
+      <w:lvlJc w:val="left"/>
+      <w:pPr>
+        <w:tabs>
+          <w:tab w:val="num" w:pos="4320"/>
+        </w:tabs>
+        <w:ind w:left="4320" w:hanging="360"/>
+      </w:pPr>
+    </w:lvl>
+    <w:lvl w:ilvl="6" w:tentative="1">
+      <w:start w:val="1"/>
+      <w:numFmt w:val="decimal"/>
+      <w:lvlText w:val="%7."/>
+      <w:lvlJc w:val="left"/>
+      <w:pPr>
+        <w:tabs>
+          <w:tab w:val="num" w:pos="5040"/>
+        </w:tabs>
+        <w:ind w:left="5040" w:hanging="360"/>
+      </w:pPr>
+    </w:lvl>
+    <w:lvl w:ilvl="7" w:tentative="1">
+      <w:start w:val="1"/>
+      <w:numFmt w:val="decimal"/>
+      <w:lvlText w:val="%8."/>
+      <w:lvlJc w:val="left"/>
+      <w:pPr>
+        <w:tabs>
+          <w:tab w:val="num" w:pos="5760"/>
+        </w:tabs>
+        <w:ind w:left="5760" w:hanging="360"/>
+      </w:pPr>
+    </w:lvl>
+    <w:lvl w:ilvl="8" w:tentative="1">
+      <w:start w:val="1"/>
+      <w:numFmt w:val="decimal"/>
+      <w:lvlText w:val="%9."/>
+      <w:lvlJc w:val="left"/>
+      <w:pPr>
+        <w:tabs>
+          <w:tab w:val="num" w:pos="6480"/>
+        </w:tabs>
+        <w:ind w:left="6480" w:hanging="360"/>
+      </w:pPr>
+    </w:lvl>
+  </w:abstractNum>
+  <w:num w:numId="1" w16cid:durableId="976647038">
+    <w:abstractNumId w:val="1"/>
+  </w:num>
+  <w:num w:numId="2" w16cid:durableId="1174608278">
+    <w:abstractNumId w:val="0"/>
+  </w:num>
+</w:numbering>
+</file>
+
 <file path=word/styles.xml><?xml version="1.0" encoding="utf-8"?>
-<w:styles xmlns:mc="http://schemas.openxmlformats.org/markup-compatibility/2006" xmlns:r="http://schemas.openxmlformats.org/officeDocument/2006/relationships" xmlns:w="http://schemas.openxmlformats.org/wordprocessingml/2006/main" xmlns:w14="http://schemas.microsoft.com/office/word/2010/wordml" xmlns:w15="http://schemas.microsoft.com/office/word/2012/wordml" xmlns:w16cex="http://schemas.microsoft.com/office/word/2018/wordml/cex" xmlns:w16cid="http://schemas.microsoft.com/office/word/2016/wordml/cid" xmlns:w16="http://schemas.microsoft.com/office/word/2018/wordml" xmlns:w16sdtdh="http://schemas.microsoft.com/office/word/2020/wordml/sdtdatahash" xmlns:w16se="http://schemas.microsoft.com/office/word/2015/wordml/symex" mc:Ignorable="w14 w15 w16se w16cid w16 w16cex w16sdtdh">
+<w:styles xmlns:mc="http://schemas.openxmlformats.org/markup-compatibility/2006" xmlns:r="http://schemas.openxmlformats.org/officeDocument/2006/relationships" xmlns:w="http://schemas.openxmlformats.org/wordprocessingml/2006/main" xmlns:w14="http://schemas.microsoft.com/office/word/2010/wordml" xmlns:w15="http://schemas.microsoft.com/office/word/2012/wordml" xmlns:w16cex="http://schemas.microsoft.com/office/word/2018/wordml/cex" xmlns:w16cid="http://schemas.microsoft.com/office/word/2016/wordml/cid" xmlns:w16="http://schemas.microsoft.com/office/word/2018/wordml" xmlns:w16du="http://schemas.microsoft.com/office/word/2023/wordml/word16du" xmlns:w16sdtdh="http://schemas.microsoft.com/office/word/2020/wordml/sdtdatahash" xmlns:w16sdtfl="http://schemas.microsoft.com/office/word/2024/wordml/sdtformatlock" xmlns:w16se="http://schemas.microsoft.com/office/word/2015/wordml/symex" mc:Ignorable="w14 w15 w16se w16cid w16 w16cex w16sdtdh w16sdtfl w16du">
   <w:docDefaults>
     <w:rPrDefault>
       <w:rPr>
@@ -891,13 +1535,13 @@
     <w:name w:val="Normal"/>
     <w:qFormat/>
   </w:style>
-  <w:style w:type="character" w:default="1" w:styleId="DefaultParagraphFont">
+  <w:style w:type="character" w:default="1" w:styleId="Policepardfaut">
     <w:name w:val="Default Paragraph Font"/>
     <w:uiPriority w:val="1"/>
     <w:semiHidden/>
     <w:unhideWhenUsed/>
   </w:style>
-  <w:style w:type="table" w:default="1" w:styleId="TableNormal">
+  <w:style w:type="table" w:default="1" w:styleId="TableauNormal">
     <w:name w:val="Normal Table"/>
     <w:uiPriority w:val="99"/>
     <w:semiHidden/>
@@ -912,19 +1556,19 @@
       </w:tblCellMar>
     </w:tblPr>
   </w:style>
-  <w:style w:type="numbering" w:default="1" w:styleId="NoList">
+  <w:style w:type="numbering" w:default="1" w:styleId="Aucuneliste">
     <w:name w:val="No List"/>
     <w:uiPriority w:val="99"/>
     <w:semiHidden/>
     <w:unhideWhenUsed/>
   </w:style>
-  <w:style w:type="paragraph" w:styleId="Header">
+  <w:style w:type="paragraph" w:styleId="En-tte">
     <w:name w:val="header"/>
     <w:basedOn w:val="Normal"/>
-    <w:link w:val="HeaderChar"/>
+    <w:link w:val="En-tteCar"/>
     <w:uiPriority w:val="99"/>
     <w:unhideWhenUsed/>
-    <w:rsid w:val="00E108C7"/>
+    <w:rsid w:val="00323130"/>
     <w:pPr>
       <w:tabs>
         <w:tab w:val="center" w:pos="4536"/>
@@ -933,20 +1577,20 @@
       <w:spacing w:after="0" w:line="240" w:lineRule="auto"/>
     </w:pPr>
   </w:style>
-  <w:style w:type="character" w:customStyle="1" w:styleId="HeaderChar">
-    <w:name w:val="Header Char"/>
-    <w:basedOn w:val="DefaultParagraphFont"/>
-    <w:link w:val="Header"/>
+  <w:style w:type="character" w:customStyle="1" w:styleId="En-tteCar">
+    <w:name w:val="En-tête Car"/>
+    <w:basedOn w:val="Policepardfaut"/>
+    <w:link w:val="En-tte"/>
     <w:uiPriority w:val="99"/>
-    <w:rsid w:val="00E108C7"/>
+    <w:rsid w:val="00323130"/>
   </w:style>
-  <w:style w:type="paragraph" w:styleId="Footer">
+  <w:style w:type="paragraph" w:styleId="Pieddepage">
     <w:name w:val="footer"/>
     <w:basedOn w:val="Normal"/>
-    <w:link w:val="FooterChar"/>
+    <w:link w:val="PieddepageCar"/>
     <w:uiPriority w:val="99"/>
     <w:unhideWhenUsed/>
-    <w:rsid w:val="00E108C7"/>
+    <w:rsid w:val="00323130"/>
     <w:pPr>
       <w:tabs>
         <w:tab w:val="center" w:pos="4536"/>
@@ -955,40 +1599,21 @@
       <w:spacing w:after="0" w:line="240" w:lineRule="auto"/>
     </w:pPr>
   </w:style>
-  <w:style w:type="character" w:customStyle="1" w:styleId="FooterChar">
-    <w:name w:val="Footer Char"/>
-    <w:basedOn w:val="DefaultParagraphFont"/>
-    <w:link w:val="Footer"/>
+  <w:style w:type="character" w:customStyle="1" w:styleId="PieddepageCar">
+    <w:name w:val="Pied de page Car"/>
+    <w:basedOn w:val="Policepardfaut"/>
+    <w:link w:val="Pieddepage"/>
     <w:uiPriority w:val="99"/>
-    <w:rsid w:val="00E108C7"/>
+    <w:rsid w:val="00323130"/>
   </w:style>
-  <w:style w:type="table" w:styleId="TableGrid">
-    <w:name w:val="Table Grid"/>
-    <w:basedOn w:val="TableNormal"/>
-    <w:uiPriority w:val="39"/>
-    <w:rsid w:val="00E108C7"/>
-    <w:pPr>
-      <w:spacing w:after="0" w:line="240" w:lineRule="auto"/>
-    </w:pPr>
-    <w:tblPr>
-      <w:tblBorders>
-        <w:top w:val="single" w:sz="4" w:space="0" w:color="auto"/>
-        <w:left w:val="single" w:sz="4" w:space="0" w:color="auto"/>
-        <w:bottom w:val="single" w:sz="4" w:space="0" w:color="auto"/>
-        <w:right w:val="single" w:sz="4" w:space="0" w:color="auto"/>
-        <w:insideH w:val="single" w:sz="4" w:space="0" w:color="auto"/>
-        <w:insideV w:val="single" w:sz="4" w:space="0" w:color="auto"/>
-      </w:tblBorders>
-    </w:tblPr>
-  </w:style>
-  <w:style w:type="paragraph" w:styleId="BalloonText">
+  <w:style w:type="paragraph" w:styleId="Textedebulles">
     <w:name w:val="Balloon Text"/>
     <w:basedOn w:val="Normal"/>
-    <w:link w:val="BalloonTextChar"/>
+    <w:link w:val="TextedebullesCar"/>
     <w:uiPriority w:val="99"/>
     <w:semiHidden/>
     <w:unhideWhenUsed/>
-    <w:rsid w:val="001F3C61"/>
+    <w:rsid w:val="00E477A7"/>
     <w:pPr>
       <w:spacing w:after="0" w:line="240" w:lineRule="auto"/>
     </w:pPr>
@@ -998,52 +1623,27 @@
       <w:szCs w:val="18"/>
     </w:rPr>
   </w:style>
-  <w:style w:type="character" w:customStyle="1" w:styleId="BalloonTextChar">
-    <w:name w:val="Balloon Text Char"/>
-    <w:basedOn w:val="DefaultParagraphFont"/>
-    <w:link w:val="BalloonText"/>
+  <w:style w:type="character" w:customStyle="1" w:styleId="TextedebullesCar">
+    <w:name w:val="Texte de bulles Car"/>
+    <w:basedOn w:val="Policepardfaut"/>
+    <w:link w:val="Textedebulles"/>
     <w:uiPriority w:val="99"/>
     <w:semiHidden/>
-    <w:rsid w:val="001F3C61"/>
+    <w:rsid w:val="00E477A7"/>
     <w:rPr>
       <w:rFonts w:ascii="Segoe UI" w:hAnsi="Segoe UI" w:cs="Segoe UI"/>
       <w:sz w:val="18"/>
       <w:szCs w:val="18"/>
     </w:rPr>
   </w:style>
-  <w:style w:type="paragraph" w:styleId="Title">
-    <w:name w:val="Title"/>
-    <w:basedOn w:val="Normal"/>
-    <w:next w:val="Normal"/>
-    <w:link w:val="TitleChar"/>
-    <w:uiPriority w:val="10"/>
+  <w:style w:type="paragraph" w:styleId="Sansinterligne">
+    <w:name w:val="No Spacing"/>
+    <w:uiPriority w:val="1"/>
     <w:qFormat/>
-    <w:rsid w:val="00DC34C4"/>
+    <w:rsid w:val="00003FD0"/>
     <w:pPr>
       <w:spacing w:after="0" w:line="240" w:lineRule="auto"/>
-      <w:contextualSpacing/>
     </w:pPr>
-    <w:rPr>
-      <w:rFonts w:asciiTheme="majorHAnsi" w:eastAsiaTheme="majorEastAsia" w:hAnsiTheme="majorHAnsi" w:cstheme="majorBidi"/>
-      <w:spacing w:val="-10"/>
-      <w:kern w:val="28"/>
-      <w:sz w:val="56"/>
-      <w:szCs w:val="56"/>
-    </w:rPr>
-  </w:style>
-  <w:style w:type="character" w:customStyle="1" w:styleId="TitleChar">
-    <w:name w:val="Title Char"/>
-    <w:basedOn w:val="DefaultParagraphFont"/>
-    <w:link w:val="Title"/>
-    <w:uiPriority w:val="10"/>
-    <w:rsid w:val="00DC34C4"/>
-    <w:rPr>
-      <w:rFonts w:asciiTheme="majorHAnsi" w:eastAsiaTheme="majorEastAsia" w:hAnsiTheme="majorHAnsi" w:cstheme="majorBidi"/>
-      <w:spacing w:val="-10"/>
-      <w:kern w:val="28"/>
-      <w:sz w:val="56"/>
-      <w:szCs w:val="56"/>
-    </w:rPr>
   </w:style>
 </w:styles>
 </file>
@@ -1307,4 +1907,16 @@
     </a:ext>
   </a:extLst>
 </a:theme>
+</file>
+
+<file path=customXml/item1.xml><?xml version="1.0" encoding="utf-8"?>
+<b:Sources xmlns:b="http://schemas.openxmlformats.org/officeDocument/2006/bibliography" xmlns="http://schemas.openxmlformats.org/officeDocument/2006/bibliography" SelectedStyle="\APASixthEditionOfficeOnline.xsl" StyleName="APA" Version="6"/>
+</file>
+
+<file path=customXml/itemProps1.xml><?xml version="1.0" encoding="utf-8"?>
+<ds:datastoreItem xmlns:ds="http://schemas.openxmlformats.org/officeDocument/2006/customXml" ds:itemID="{34012ADE-7B2B-4F2B-9B94-7B770DC076B2}">
+  <ds:schemaRefs>
+    <ds:schemaRef ds:uri="http://schemas.openxmlformats.org/officeDocument/2006/bibliography"/>
+  </ds:schemaRefs>
+</ds:datastoreItem>
 </file>